--- a/business_documents/PECH_DELIVERY_NOTE.docx
+++ b/business_documents/PECH_DELIVERY_NOTE.docx
@@ -2,21 +2,108 @@
 <file path=word/document.xml><?xml version="1.0" encoding="utf-8"?>
 <w:document xmlns:w="http://schemas.openxmlformats.org/wordprocessingml/2006/main" xmlns:m="http://schemas.openxmlformats.org/officeDocument/2006/math" xmlns:r="http://schemas.openxmlformats.org/officeDocument/2006/relationships" xmlns:o="urn:schemas-microsoft-com:office:office" xmlns:v="urn:schemas-microsoft-com:vml" xmlns:w10="urn:schemas-microsoft-com:office:word" xmlns:a="http://schemas.openxmlformats.org/drawingml/2006/main" xmlns:pic="http://schemas.openxmlformats.org/drawingml/2006/picture" xmlns:wp="http://schemas.openxmlformats.org/drawingml/2006/wordprocessingDrawing">
   <w:body>
+    <w:p>
+      <w:pPr>
+        <w:pBdr>
+          <w:top w:val="single" w:sz="12" w:space="1" w:color="00BFFF"/>
+          <w:bottom w:val="single" w:sz="36" w:space="0" w:color="F5A623"/>
+        </w:pBdr>
+        <w:spacing w:before="0" w:after="240"/>
+      </w:pPr>
+    </w:p>
+    <w:p>
+      <w:pPr>
+        <w:pBdr>
+          <w:bottom w:val="single" w:sz="6" w:space="1" w:color="00BFFF"/>
+        </w:pBdr>
+        <w:spacing w:before="0" w:after="120"/>
+      </w:pPr>
+    </w:p>
+    <w:p>
+      <w:pPr>
+        <w:jc w:val="center"/>
+        <w:spacing w:before="0" w:after="60"/>
+      </w:pPr>
+      <w:r>
+        <w:rPr>
+          <w:i/>
+          <w:color w:val="E08A00"/>
+          <w:sz w:val="18"/>
+          <w:szCs w:val="18"/>
+        </w:rPr>
+        <w:t>Technology &amp; Infrastructure Enablers for Africa</w:t>
+      </w:r>
+    </w:p>
+    <w:p>
+      <w:pPr>
+        <w:jc w:val="center"/>
+        <w:spacing w:before="200" w:after="40"/>
+      </w:pPr>
+      <w:r>
+        <w:rPr>
+          <w:b/>
+          <w:color w:val="0099CC"/>
+          <w:sz w:val="28"/>
+          <w:szCs w:val="28"/>
+        </w:rPr>
+        <w:t>PECH GROUP HOLDINGS LTD</w:t>
+      </w:r>
+    </w:p>
+    <w:p>
+      <w:pPr>
+        <w:pBdr>
+          <w:top w:val="single" w:sz="36" w:space="0" w:color="F5A623"/>
+          <w:bottom w:val="single" w:sz="12" w:space="1" w:color="00BFFF"/>
+        </w:pBdr>
+        <w:spacing w:after="0"/>
+      </w:pPr>
+    </w:p>
     <w:bookmarkStart w:id="31" w:name="pech-group-holdings-ltd"/>
     <w:p>
       <w:pPr>
         <w:pStyle w:val="Heading1"/>
-      </w:pPr>
-      <w:r>
+        <w:rPr>
+          <w:color w:val="0099CC"/>
+        </w:rPr>
+        <w:pBdr>
+          <w:bottom w:val="single" w:sz="18" w:space="2" w:color="F5A623"/>
+        </w:pBdr>
+      </w:pPr>
+      <w:r>
+        <w:rPr>
+          <w:b/>
+          <w:color w:val="0099CC"/>
+          <w:sz w:val="44"/>
+        </w:rPr>
         <w:t xml:space="preserve">PECH GROUP HOLDINGS LTD</w:t>
       </w:r>
     </w:p>
     <w:bookmarkStart w:id="22" w:name="delivery-note"/>
     <w:p>
       <w:pPr>
+        <w:pBdr>
+          <w:top w:val="single" w:sz="18" w:space="1" w:color="F5A623"/>
+          <w:bottom w:val="single" w:sz="6" w:space="1" w:color="0099CC"/>
+        </w:pBdr>
+        <w:spacing w:before="200" w:after="200"/>
+      </w:pPr>
+    </w:p>
+    <w:p>
+      <w:pPr>
         <w:pStyle w:val="Heading2"/>
-      </w:pPr>
-      <w:r>
+        <w:rPr>
+          <w:color w:val="0099CC"/>
+        </w:rPr>
+        <w:pBdr>
+          <w:bottom w:val="single" w:sz="6" w:space="2" w:color="00BFFF"/>
+        </w:pBdr>
+      </w:pPr>
+      <w:r>
+        <w:rPr>
+          <w:b/>
+          <w:color w:val="0099CC"/>
+          <w:sz w:val="32"/>
+        </w:rPr>
         <w:t xml:space="preserve">DELIVERY NOTE</w:t>
       </w:r>
     </w:p>
@@ -24,8 +111,16 @@
     <w:p>
       <w:pPr>
         <w:pStyle w:val="Heading3"/>
-      </w:pPr>
-      <w:r>
+        <w:rPr>
+          <w:color w:val="E08A00"/>
+        </w:rPr>
+      </w:pPr>
+      <w:r>
+        <w:rPr>
+          <w:b/>
+          <w:color w:val="E08A00"/>
+          <w:sz w:val="26"/>
+        </w:rPr>
         <w:t xml:space="preserve">CONFIDENTIAL</w:t>
       </w:r>
     </w:p>
@@ -83,9 +178,29 @@
     <w:bookmarkStart w:id="23" w:name="delivery-note-details"/>
     <w:p>
       <w:pPr>
+        <w:pBdr>
+          <w:top w:val="single" w:sz="18" w:space="1" w:color="F5A623"/>
+          <w:bottom w:val="single" w:sz="6" w:space="1" w:color="0099CC"/>
+        </w:pBdr>
+        <w:spacing w:before="200" w:after="200"/>
+      </w:pPr>
+    </w:p>
+    <w:p>
+      <w:pPr>
         <w:pStyle w:val="Heading2"/>
-      </w:pPr>
-      <w:r>
+        <w:rPr>
+          <w:color w:val="0099CC"/>
+        </w:rPr>
+        <w:pBdr>
+          <w:bottom w:val="single" w:sz="6" w:space="2" w:color="00BFFF"/>
+        </w:pBdr>
+      </w:pPr>
+      <w:r>
+        <w:rPr>
+          <w:b/>
+          <w:color w:val="0099CC"/>
+          <w:sz w:val="32"/>
+        </w:rPr>
         <w:t xml:space="preserve">DELIVERY NOTE DETAILS</w:t>
       </w:r>
     </w:p>
@@ -95,6 +210,14 @@
         <w:tblW w:type="auto" w:w="0"/>
         <w:tblLook w:firstRow="1" w:lastRow="0" w:firstColumn="0" w:lastColumn="0" w:noHBand="0" w:noVBand="0" w:val="0020"/>
         <w:jc w:val="start"/>
+        <w:tblBorders>
+          <w:top w:val="single" w:sz="4" w:space="0" w:color="B0D4E8"/>
+          <w:left w:val="single" w:sz="4" w:space="0" w:color="B0D4E8"/>
+          <w:bottom w:val="single" w:sz="4" w:space="0" w:color="B0D4E8"/>
+          <w:right w:val="single" w:sz="4" w:space="0" w:color="B0D4E8"/>
+          <w:insideH w:val="single" w:sz="4" w:space="0" w:color="B0D4E8"/>
+          <w:insideV w:val="single" w:sz="4" w:space="0" w:color="B0D4E8"/>
+        </w:tblBorders>
       </w:tblPr>
       <w:tblGrid>
         <w:gridCol w:w="3960"/>
@@ -105,25 +228,39 @@
           <w:tblHeader w:val="true"/>
         </w:trPr>
         <w:tc>
-          <w:tcPr/>
-          <w:p>
-            <w:pPr>
-              <w:pStyle w:val="Compact"/>
-              <w:jc w:val="left"/>
-            </w:pPr>
-            <w:r>
+          <w:tcPr>
+            <w:shd w:fill="0099CC" w:val="clear"/>
+          </w:tcPr>
+          <w:p>
+            <w:pPr>
+              <w:pStyle w:val="Compact"/>
+              <w:jc w:val="left"/>
+            </w:pPr>
+            <w:r>
+              <w:rPr>
+                <w:b/>
+                <w:color w:val="FFFFFF"/>
+                <w:sz w:val="20"/>
+              </w:rPr>
               <w:t xml:space="preserve">Field</w:t>
             </w:r>
           </w:p>
         </w:tc>
         <w:tc>
-          <w:tcPr/>
-          <w:p>
-            <w:pPr>
-              <w:pStyle w:val="Compact"/>
-              <w:jc w:val="left"/>
-            </w:pPr>
-            <w:r>
+          <w:tcPr>
+            <w:shd w:fill="0099CC" w:val="clear"/>
+          </w:tcPr>
+          <w:p>
+            <w:pPr>
+              <w:pStyle w:val="Compact"/>
+              <w:jc w:val="left"/>
+            </w:pPr>
+            <w:r>
+              <w:rPr>
+                <w:b/>
+                <w:color w:val="FFFFFF"/>
+                <w:sz w:val="20"/>
+              </w:rPr>
               <w:t xml:space="preserve">Details</w:t>
             </w:r>
           </w:p>
@@ -131,7 +268,9 @@
       </w:tr>
       <w:tr>
         <w:tc>
-          <w:tcPr/>
+          <w:tcPr>
+            <w:shd w:fill="FFFFFF" w:val="clear"/>
+          </w:tcPr>
           <w:p>
             <w:pPr>
               <w:pStyle w:val="Compact"/>
@@ -141,19 +280,27 @@
               <w:rPr>
                 <w:bCs/>
                 <w:b/>
+                <w:color w:val="1A1A1A"/>
+                <w:sz w:val="19"/>
               </w:rPr>
               <w:t xml:space="preserve">Delivery Note No.:</w:t>
             </w:r>
           </w:p>
         </w:tc>
         <w:tc>
-          <w:tcPr/>
-          <w:p>
-            <w:pPr>
-              <w:pStyle w:val="Compact"/>
-              <w:jc w:val="left"/>
-            </w:pPr>
-            <w:r>
+          <w:tcPr>
+            <w:shd w:fill="FFFFFF" w:val="clear"/>
+          </w:tcPr>
+          <w:p>
+            <w:pPr>
+              <w:pStyle w:val="Compact"/>
+              <w:jc w:val="left"/>
+            </w:pPr>
+            <w:r>
+              <w:rPr>
+                <w:color w:val="1A1A1A"/>
+                <w:sz w:val="19"/>
+              </w:rPr>
               <w:t xml:space="preserve">DN-________-________</w:t>
             </w:r>
           </w:p>
@@ -161,7 +308,9 @@
       </w:tr>
       <w:tr>
         <w:tc>
-          <w:tcPr/>
+          <w:tcPr>
+            <w:shd w:fill="E8F8FF" w:val="clear"/>
+          </w:tcPr>
           <w:p>
             <w:pPr>
               <w:pStyle w:val="Compact"/>
@@ -171,19 +320,27 @@
               <w:rPr>
                 <w:bCs/>
                 <w:b/>
+                <w:color w:val="1A1A1A"/>
+                <w:sz w:val="19"/>
               </w:rPr>
               <w:t xml:space="preserve">Date:</w:t>
             </w:r>
           </w:p>
         </w:tc>
         <w:tc>
-          <w:tcPr/>
-          <w:p>
-            <w:pPr>
-              <w:pStyle w:val="Compact"/>
-              <w:jc w:val="left"/>
-            </w:pPr>
-            <w:r>
+          <w:tcPr>
+            <w:shd w:fill="E8F8FF" w:val="clear"/>
+          </w:tcPr>
+          <w:p>
+            <w:pPr>
+              <w:pStyle w:val="Compact"/>
+              <w:jc w:val="left"/>
+            </w:pPr>
+            <w:r>
+              <w:rPr>
+                <w:color w:val="1A1A1A"/>
+                <w:sz w:val="19"/>
+              </w:rPr>
               <w:t xml:space="preserve">______ / ______ / __________ (DD/MM/YYYY)</w:t>
             </w:r>
           </w:p>
@@ -191,7 +348,9 @@
       </w:tr>
       <w:tr>
         <w:tc>
-          <w:tcPr/>
+          <w:tcPr>
+            <w:shd w:fill="FFFFFF" w:val="clear"/>
+          </w:tcPr>
           <w:p>
             <w:pPr>
               <w:pStyle w:val="Compact"/>
@@ -201,19 +360,27 @@
               <w:rPr>
                 <w:bCs/>
                 <w:b/>
+                <w:color w:val="1A1A1A"/>
+                <w:sz w:val="19"/>
               </w:rPr>
               <w:t xml:space="preserve">Invoice Reference:</w:t>
             </w:r>
           </w:p>
         </w:tc>
         <w:tc>
-          <w:tcPr/>
-          <w:p>
-            <w:pPr>
-              <w:pStyle w:val="Compact"/>
-              <w:jc w:val="left"/>
-            </w:pPr>
-            <w:r>
+          <w:tcPr>
+            <w:shd w:fill="FFFFFF" w:val="clear"/>
+          </w:tcPr>
+          <w:p>
+            <w:pPr>
+              <w:pStyle w:val="Compact"/>
+              <w:jc w:val="left"/>
+            </w:pPr>
+            <w:r>
+              <w:rPr>
+                <w:color w:val="1A1A1A"/>
+                <w:sz w:val="19"/>
+              </w:rPr>
               <w:t xml:space="preserve">INV-________-________</w:t>
             </w:r>
           </w:p>
@@ -221,7 +388,9 @@
       </w:tr>
       <w:tr>
         <w:tc>
-          <w:tcPr/>
+          <w:tcPr>
+            <w:shd w:fill="E8F8FF" w:val="clear"/>
+          </w:tcPr>
           <w:p>
             <w:pPr>
               <w:pStyle w:val="Compact"/>
@@ -231,19 +400,27 @@
               <w:rPr>
                 <w:bCs/>
                 <w:b/>
+                <w:color w:val="1A1A1A"/>
+                <w:sz w:val="19"/>
               </w:rPr>
               <w:t xml:space="preserve">Purchase Order Reference:</w:t>
             </w:r>
           </w:p>
         </w:tc>
         <w:tc>
-          <w:tcPr/>
-          <w:p>
-            <w:pPr>
-              <w:pStyle w:val="Compact"/>
-              <w:jc w:val="left"/>
-            </w:pPr>
-            <w:r>
+          <w:tcPr>
+            <w:shd w:fill="E8F8FF" w:val="clear"/>
+          </w:tcPr>
+          <w:p>
+            <w:pPr>
+              <w:pStyle w:val="Compact"/>
+              <w:jc w:val="left"/>
+            </w:pPr>
+            <w:r>
+              <w:rPr>
+                <w:color w:val="1A1A1A"/>
+                <w:sz w:val="19"/>
+              </w:rPr>
               <w:t xml:space="preserve">PO-________-________</w:t>
             </w:r>
           </w:p>
@@ -251,7 +428,9 @@
       </w:tr>
       <w:tr>
         <w:tc>
-          <w:tcPr/>
+          <w:tcPr>
+            <w:shd w:fill="FFFFFF" w:val="clear"/>
+          </w:tcPr>
           <w:p>
             <w:pPr>
               <w:pStyle w:val="Compact"/>
@@ -261,19 +440,27 @@
               <w:rPr>
                 <w:bCs/>
                 <w:b/>
+                <w:color w:val="1A1A1A"/>
+                <w:sz w:val="19"/>
               </w:rPr>
               <w:t xml:space="preserve">Quotation Reference:</w:t>
             </w:r>
           </w:p>
         </w:tc>
         <w:tc>
-          <w:tcPr/>
-          <w:p>
-            <w:pPr>
-              <w:pStyle w:val="Compact"/>
-              <w:jc w:val="left"/>
-            </w:pPr>
-            <w:r>
+          <w:tcPr>
+            <w:shd w:fill="FFFFFF" w:val="clear"/>
+          </w:tcPr>
+          <w:p>
+            <w:pPr>
+              <w:pStyle w:val="Compact"/>
+              <w:jc w:val="left"/>
+            </w:pPr>
+            <w:r>
+              <w:rPr>
+                <w:color w:val="1A1A1A"/>
+                <w:sz w:val="19"/>
+              </w:rPr>
               <w:t xml:space="preserve">QTN-________-________</w:t>
             </w:r>
           </w:p>
@@ -291,9 +478,29 @@
     <w:bookmarkStart w:id="24" w:name="delivery-from"/>
     <w:p>
       <w:pPr>
+        <w:pBdr>
+          <w:top w:val="single" w:sz="18" w:space="1" w:color="F5A623"/>
+          <w:bottom w:val="single" w:sz="6" w:space="1" w:color="0099CC"/>
+        </w:pBdr>
+        <w:spacing w:before="200" w:after="200"/>
+      </w:pPr>
+    </w:p>
+    <w:p>
+      <w:pPr>
         <w:pStyle w:val="Heading2"/>
-      </w:pPr>
-      <w:r>
+        <w:rPr>
+          <w:color w:val="0099CC"/>
+        </w:rPr>
+        <w:pBdr>
+          <w:bottom w:val="single" w:sz="6" w:space="2" w:color="00BFFF"/>
+        </w:pBdr>
+      </w:pPr>
+      <w:r>
+        <w:rPr>
+          <w:b/>
+          <w:color w:val="0099CC"/>
+          <w:sz w:val="32"/>
+        </w:rPr>
         <w:t xml:space="preserve">DELIVERY FROM</w:t>
       </w:r>
     </w:p>
@@ -303,6 +510,14 @@
         <w:tblW w:type="auto" w:w="0"/>
         <w:tblLook w:firstRow="1" w:lastRow="0" w:firstColumn="0" w:lastColumn="0" w:noHBand="0" w:noVBand="0" w:val="0020"/>
         <w:jc w:val="start"/>
+        <w:tblBorders>
+          <w:top w:val="single" w:sz="4" w:space="0" w:color="B0D4E8"/>
+          <w:left w:val="single" w:sz="4" w:space="0" w:color="B0D4E8"/>
+          <w:bottom w:val="single" w:sz="4" w:space="0" w:color="B0D4E8"/>
+          <w:right w:val="single" w:sz="4" w:space="0" w:color="B0D4E8"/>
+          <w:insideH w:val="single" w:sz="4" w:space="0" w:color="B0D4E8"/>
+          <w:insideV w:val="single" w:sz="4" w:space="0" w:color="B0D4E8"/>
+        </w:tblBorders>
       </w:tblPr>
       <w:tblGrid>
         <w:gridCol w:w="3960"/>
@@ -313,25 +528,39 @@
           <w:tblHeader w:val="true"/>
         </w:trPr>
         <w:tc>
-          <w:tcPr/>
-          <w:p>
-            <w:pPr>
-              <w:pStyle w:val="Compact"/>
-              <w:jc w:val="left"/>
-            </w:pPr>
-            <w:r>
+          <w:tcPr>
+            <w:shd w:fill="0099CC" w:val="clear"/>
+          </w:tcPr>
+          <w:p>
+            <w:pPr>
+              <w:pStyle w:val="Compact"/>
+              <w:jc w:val="left"/>
+            </w:pPr>
+            <w:r>
+              <w:rPr>
+                <w:b/>
+                <w:color w:val="FFFFFF"/>
+                <w:sz w:val="20"/>
+              </w:rPr>
               <w:t xml:space="preserve">Field</w:t>
             </w:r>
           </w:p>
         </w:tc>
         <w:tc>
-          <w:tcPr/>
-          <w:p>
-            <w:pPr>
-              <w:pStyle w:val="Compact"/>
-              <w:jc w:val="left"/>
-            </w:pPr>
-            <w:r>
+          <w:tcPr>
+            <w:shd w:fill="0099CC" w:val="clear"/>
+          </w:tcPr>
+          <w:p>
+            <w:pPr>
+              <w:pStyle w:val="Compact"/>
+              <w:jc w:val="left"/>
+            </w:pPr>
+            <w:r>
+              <w:rPr>
+                <w:b/>
+                <w:color w:val="FFFFFF"/>
+                <w:sz w:val="20"/>
+              </w:rPr>
               <w:t xml:space="preserve">Details</w:t>
             </w:r>
           </w:p>
@@ -339,7 +568,9 @@
       </w:tr>
       <w:tr>
         <w:tc>
-          <w:tcPr/>
+          <w:tcPr>
+            <w:shd w:fill="FFFFFF" w:val="clear"/>
+          </w:tcPr>
           <w:p>
             <w:pPr>
               <w:pStyle w:val="Compact"/>
@@ -349,19 +580,27 @@
               <w:rPr>
                 <w:bCs/>
                 <w:b/>
+                <w:color w:val="1A1A1A"/>
+                <w:sz w:val="19"/>
               </w:rPr>
               <w:t xml:space="preserve">Company:</w:t>
             </w:r>
           </w:p>
         </w:tc>
         <w:tc>
-          <w:tcPr/>
-          <w:p>
-            <w:pPr>
-              <w:pStyle w:val="Compact"/>
-              <w:jc w:val="left"/>
-            </w:pPr>
-            <w:r>
+          <w:tcPr>
+            <w:shd w:fill="FFFFFF" w:val="clear"/>
+          </w:tcPr>
+          <w:p>
+            <w:pPr>
+              <w:pStyle w:val="Compact"/>
+              <w:jc w:val="left"/>
+            </w:pPr>
+            <w:r>
+              <w:rPr>
+                <w:color w:val="1A1A1A"/>
+                <w:sz w:val="19"/>
+              </w:rPr>
               <w:t xml:space="preserve">PECH Group Holdings Ltd</w:t>
             </w:r>
           </w:p>
@@ -369,7 +608,9 @@
       </w:tr>
       <w:tr>
         <w:tc>
-          <w:tcPr/>
+          <w:tcPr>
+            <w:shd w:fill="E8F8FF" w:val="clear"/>
+          </w:tcPr>
           <w:p>
             <w:pPr>
               <w:pStyle w:val="Compact"/>
@@ -379,19 +620,27 @@
               <w:rPr>
                 <w:bCs/>
                 <w:b/>
+                <w:color w:val="1A1A1A"/>
+                <w:sz w:val="19"/>
               </w:rPr>
               <w:t xml:space="preserve">Address:</w:t>
             </w:r>
           </w:p>
         </w:tc>
         <w:tc>
-          <w:tcPr/>
-          <w:p>
-            <w:pPr>
-              <w:pStyle w:val="Compact"/>
-              <w:jc w:val="left"/>
-            </w:pPr>
-            <w:r>
+          <w:tcPr>
+            <w:shd w:fill="E8F8FF" w:val="clear"/>
+          </w:tcPr>
+          <w:p>
+            <w:pPr>
+              <w:pStyle w:val="Compact"/>
+              <w:jc w:val="left"/>
+            </w:pPr>
+            <w:r>
+              <w:rPr>
+                <w:color w:val="1A1A1A"/>
+                <w:sz w:val="19"/>
+              </w:rPr>
               <w:t xml:space="preserve">Lagos, Nigeria</w:t>
             </w:r>
           </w:p>
@@ -399,7 +648,9 @@
       </w:tr>
       <w:tr>
         <w:tc>
-          <w:tcPr/>
+          <w:tcPr>
+            <w:shd w:fill="FFFFFF" w:val="clear"/>
+          </w:tcPr>
           <w:p>
             <w:pPr>
               <w:pStyle w:val="Compact"/>
@@ -409,19 +660,27 @@
               <w:rPr>
                 <w:bCs/>
                 <w:b/>
+                <w:color w:val="1A1A1A"/>
+                <w:sz w:val="19"/>
               </w:rPr>
               <w:t xml:space="preserve">Contact Person:</w:t>
             </w:r>
           </w:p>
         </w:tc>
         <w:tc>
-          <w:tcPr/>
-          <w:p>
-            <w:pPr>
-              <w:pStyle w:val="Compact"/>
-              <w:jc w:val="left"/>
-            </w:pPr>
-            <w:r>
+          <w:tcPr>
+            <w:shd w:fill="FFFFFF" w:val="clear"/>
+          </w:tcPr>
+          <w:p>
+            <w:pPr>
+              <w:pStyle w:val="Compact"/>
+              <w:jc w:val="left"/>
+            </w:pPr>
+            <w:r>
+              <w:rPr>
+                <w:color w:val="1A1A1A"/>
+                <w:sz w:val="19"/>
+              </w:rPr>
               <w:t xml:space="preserve">__________________________________________</w:t>
             </w:r>
           </w:p>
@@ -429,7 +688,9 @@
       </w:tr>
       <w:tr>
         <w:tc>
-          <w:tcPr/>
+          <w:tcPr>
+            <w:shd w:fill="E8F8FF" w:val="clear"/>
+          </w:tcPr>
           <w:p>
             <w:pPr>
               <w:pStyle w:val="Compact"/>
@@ -439,19 +700,27 @@
               <w:rPr>
                 <w:bCs/>
                 <w:b/>
+                <w:color w:val="1A1A1A"/>
+                <w:sz w:val="19"/>
               </w:rPr>
               <w:t xml:space="preserve">Phone:</w:t>
             </w:r>
           </w:p>
         </w:tc>
         <w:tc>
-          <w:tcPr/>
-          <w:p>
-            <w:pPr>
-              <w:pStyle w:val="Compact"/>
-              <w:jc w:val="left"/>
-            </w:pPr>
-            <w:r>
+          <w:tcPr>
+            <w:shd w:fill="E8F8FF" w:val="clear"/>
+          </w:tcPr>
+          <w:p>
+            <w:pPr>
+              <w:pStyle w:val="Compact"/>
+              <w:jc w:val="left"/>
+            </w:pPr>
+            <w:r>
+              <w:rPr>
+                <w:color w:val="1A1A1A"/>
+                <w:sz w:val="19"/>
+              </w:rPr>
               <w:t xml:space="preserve">__________________________________________</w:t>
             </w:r>
           </w:p>
@@ -459,7 +728,9 @@
       </w:tr>
       <w:tr>
         <w:tc>
-          <w:tcPr/>
+          <w:tcPr>
+            <w:shd w:fill="FFFFFF" w:val="clear"/>
+          </w:tcPr>
           <w:p>
             <w:pPr>
               <w:pStyle w:val="Compact"/>
@@ -469,19 +740,27 @@
               <w:rPr>
                 <w:bCs/>
                 <w:b/>
+                <w:color w:val="1A1A1A"/>
+                <w:sz w:val="19"/>
               </w:rPr>
               <w:t xml:space="preserve">Email:</w:t>
             </w:r>
           </w:p>
         </w:tc>
         <w:tc>
-          <w:tcPr/>
-          <w:p>
-            <w:pPr>
-              <w:pStyle w:val="Compact"/>
-              <w:jc w:val="left"/>
-            </w:pPr>
-            <w:r>
+          <w:tcPr>
+            <w:shd w:fill="FFFFFF" w:val="clear"/>
+          </w:tcPr>
+          <w:p>
+            <w:pPr>
+              <w:pStyle w:val="Compact"/>
+              <w:jc w:val="left"/>
+            </w:pPr>
+            <w:r>
+              <w:rPr>
+                <w:color w:val="1A1A1A"/>
+                <w:sz w:val="19"/>
+              </w:rPr>
               <w:t xml:space="preserve">__________________________________________</w:t>
             </w:r>
           </w:p>
@@ -499,9 +778,29 @@
     <w:bookmarkStart w:id="25" w:name="deliver-to"/>
     <w:p>
       <w:pPr>
+        <w:pBdr>
+          <w:top w:val="single" w:sz="18" w:space="1" w:color="F5A623"/>
+          <w:bottom w:val="single" w:sz="6" w:space="1" w:color="0099CC"/>
+        </w:pBdr>
+        <w:spacing w:before="200" w:after="200"/>
+      </w:pPr>
+    </w:p>
+    <w:p>
+      <w:pPr>
         <w:pStyle w:val="Heading2"/>
-      </w:pPr>
-      <w:r>
+        <w:rPr>
+          <w:color w:val="0099CC"/>
+        </w:rPr>
+        <w:pBdr>
+          <w:bottom w:val="single" w:sz="6" w:space="2" w:color="00BFFF"/>
+        </w:pBdr>
+      </w:pPr>
+      <w:r>
+        <w:rPr>
+          <w:b/>
+          <w:color w:val="0099CC"/>
+          <w:sz w:val="32"/>
+        </w:rPr>
         <w:t xml:space="preserve">DELIVER TO</w:t>
       </w:r>
     </w:p>
@@ -511,6 +810,14 @@
         <w:tblW w:type="pct" w:w="5000"/>
         <w:tblLook w:firstRow="1" w:lastRow="0" w:firstColumn="0" w:lastColumn="0" w:noHBand="0" w:noVBand="0" w:val="0020"/>
         <w:jc w:val="start"/>
+        <w:tblBorders>
+          <w:top w:val="single" w:sz="4" w:space="0" w:color="B0D4E8"/>
+          <w:left w:val="single" w:sz="4" w:space="0" w:color="B0D4E8"/>
+          <w:bottom w:val="single" w:sz="4" w:space="0" w:color="B0D4E8"/>
+          <w:right w:val="single" w:sz="4" w:space="0" w:color="B0D4E8"/>
+          <w:insideH w:val="single" w:sz="4" w:space="0" w:color="B0D4E8"/>
+          <w:insideV w:val="single" w:sz="4" w:space="0" w:color="B0D4E8"/>
+        </w:tblBorders>
       </w:tblPr>
       <w:tblGrid>
         <w:gridCol w:w="3960"/>
@@ -521,25 +828,39 @@
           <w:tblHeader w:val="true"/>
         </w:trPr>
         <w:tc>
-          <w:tcPr/>
-          <w:p>
-            <w:pPr>
-              <w:pStyle w:val="Compact"/>
-              <w:jc w:val="left"/>
-            </w:pPr>
-            <w:r>
+          <w:tcPr>
+            <w:shd w:fill="0099CC" w:val="clear"/>
+          </w:tcPr>
+          <w:p>
+            <w:pPr>
+              <w:pStyle w:val="Compact"/>
+              <w:jc w:val="left"/>
+            </w:pPr>
+            <w:r>
+              <w:rPr>
+                <w:b/>
+                <w:color w:val="FFFFFF"/>
+                <w:sz w:val="20"/>
+              </w:rPr>
               <w:t xml:space="preserve">Field</w:t>
             </w:r>
           </w:p>
         </w:tc>
         <w:tc>
-          <w:tcPr/>
-          <w:p>
-            <w:pPr>
-              <w:pStyle w:val="Compact"/>
-              <w:jc w:val="left"/>
-            </w:pPr>
-            <w:r>
+          <w:tcPr>
+            <w:shd w:fill="0099CC" w:val="clear"/>
+          </w:tcPr>
+          <w:p>
+            <w:pPr>
+              <w:pStyle w:val="Compact"/>
+              <w:jc w:val="left"/>
+            </w:pPr>
+            <w:r>
+              <w:rPr>
+                <w:b/>
+                <w:color w:val="FFFFFF"/>
+                <w:sz w:val="20"/>
+              </w:rPr>
               <w:t xml:space="preserve">Details</w:t>
             </w:r>
           </w:p>
@@ -547,7 +868,9 @@
       </w:tr>
       <w:tr>
         <w:tc>
-          <w:tcPr/>
+          <w:tcPr>
+            <w:shd w:fill="FFFFFF" w:val="clear"/>
+          </w:tcPr>
           <w:p>
             <w:pPr>
               <w:pStyle w:val="Compact"/>
@@ -557,19 +880,27 @@
               <w:rPr>
                 <w:bCs/>
                 <w:b/>
+                <w:color w:val="1A1A1A"/>
+                <w:sz w:val="19"/>
               </w:rPr>
               <w:t xml:space="preserve">Client/Company Name:</w:t>
             </w:r>
           </w:p>
         </w:tc>
         <w:tc>
-          <w:tcPr/>
-          <w:p>
-            <w:pPr>
-              <w:pStyle w:val="Compact"/>
-              <w:jc w:val="left"/>
-            </w:pPr>
-            <w:r>
+          <w:tcPr>
+            <w:shd w:fill="FFFFFF" w:val="clear"/>
+          </w:tcPr>
+          <w:p>
+            <w:pPr>
+              <w:pStyle w:val="Compact"/>
+              <w:jc w:val="left"/>
+            </w:pPr>
+            <w:r>
+              <w:rPr>
+                <w:color w:val="1A1A1A"/>
+                <w:sz w:val="19"/>
+              </w:rPr>
               <w:t xml:space="preserve">__________________________________________</w:t>
             </w:r>
           </w:p>
@@ -577,7 +908,9 @@
       </w:tr>
       <w:tr>
         <w:tc>
-          <w:tcPr/>
+          <w:tcPr>
+            <w:shd w:fill="E8F8FF" w:val="clear"/>
+          </w:tcPr>
           <w:p>
             <w:pPr>
               <w:pStyle w:val="Compact"/>
@@ -587,19 +920,27 @@
               <w:rPr>
                 <w:bCs/>
                 <w:b/>
+                <w:color w:val="1A1A1A"/>
+                <w:sz w:val="19"/>
               </w:rPr>
               <w:t xml:space="preserve">Attention:</w:t>
             </w:r>
           </w:p>
         </w:tc>
         <w:tc>
-          <w:tcPr/>
-          <w:p>
-            <w:pPr>
-              <w:pStyle w:val="Compact"/>
-              <w:jc w:val="left"/>
-            </w:pPr>
-            <w:r>
+          <w:tcPr>
+            <w:shd w:fill="E8F8FF" w:val="clear"/>
+          </w:tcPr>
+          <w:p>
+            <w:pPr>
+              <w:pStyle w:val="Compact"/>
+              <w:jc w:val="left"/>
+            </w:pPr>
+            <w:r>
+              <w:rPr>
+                <w:color w:val="1A1A1A"/>
+                <w:sz w:val="19"/>
+              </w:rPr>
               <w:t xml:space="preserve">__________________________________________</w:t>
             </w:r>
           </w:p>
@@ -607,7 +948,9 @@
       </w:tr>
       <w:tr>
         <w:tc>
-          <w:tcPr/>
+          <w:tcPr>
+            <w:shd w:fill="FFFFFF" w:val="clear"/>
+          </w:tcPr>
           <w:p>
             <w:pPr>
               <w:pStyle w:val="Compact"/>
@@ -617,19 +960,27 @@
               <w:rPr>
                 <w:bCs/>
                 <w:b/>
+                <w:color w:val="1A1A1A"/>
+                <w:sz w:val="19"/>
               </w:rPr>
               <w:t xml:space="preserve">Delivery Address:</w:t>
             </w:r>
           </w:p>
         </w:tc>
         <w:tc>
-          <w:tcPr/>
-          <w:p>
-            <w:pPr>
-              <w:pStyle w:val="Compact"/>
-              <w:jc w:val="left"/>
-            </w:pPr>
-            <w:r>
+          <w:tcPr>
+            <w:shd w:fill="FFFFFF" w:val="clear"/>
+          </w:tcPr>
+          <w:p>
+            <w:pPr>
+              <w:pStyle w:val="Compact"/>
+              <w:jc w:val="left"/>
+            </w:pPr>
+            <w:r>
+              <w:rPr>
+                <w:color w:val="1A1A1A"/>
+                <w:sz w:val="19"/>
+              </w:rPr>
               <w:t xml:space="preserve">__________________________________________</w:t>
             </w:r>
           </w:p>
@@ -637,21 +988,29 @@
       </w:tr>
       <w:tr>
         <w:tc>
-          <w:tcPr/>
-          <w:p>
-            <w:pPr>
-              <w:pStyle w:val="Compact"/>
-            </w:pPr>
-          </w:p>
-        </w:tc>
-        <w:tc>
-          <w:tcPr/>
-          <w:p>
-            <w:pPr>
-              <w:pStyle w:val="Compact"/>
-              <w:jc w:val="left"/>
-            </w:pPr>
-            <w:r>
+          <w:tcPr>
+            <w:shd w:fill="E8F8FF" w:val="clear"/>
+          </w:tcPr>
+          <w:p>
+            <w:pPr>
+              <w:pStyle w:val="Compact"/>
+            </w:pPr>
+          </w:p>
+        </w:tc>
+        <w:tc>
+          <w:tcPr>
+            <w:shd w:fill="E8F8FF" w:val="clear"/>
+          </w:tcPr>
+          <w:p>
+            <w:pPr>
+              <w:pStyle w:val="Compact"/>
+              <w:jc w:val="left"/>
+            </w:pPr>
+            <w:r>
+              <w:rPr>
+                <w:color w:val="1A1A1A"/>
+                <w:sz w:val="19"/>
+              </w:rPr>
               <w:t xml:space="preserve">__________________________________________</w:t>
             </w:r>
           </w:p>
@@ -659,7 +1018,9 @@
       </w:tr>
       <w:tr>
         <w:tc>
-          <w:tcPr/>
+          <w:tcPr>
+            <w:shd w:fill="FFFFFF" w:val="clear"/>
+          </w:tcPr>
           <w:p>
             <w:pPr>
               <w:pStyle w:val="Compact"/>
@@ -669,19 +1030,27 @@
               <w:rPr>
                 <w:bCs/>
                 <w:b/>
+                <w:color w:val="1A1A1A"/>
+                <w:sz w:val="19"/>
               </w:rPr>
               <w:t xml:space="preserve">City / State:</w:t>
             </w:r>
           </w:p>
         </w:tc>
         <w:tc>
-          <w:tcPr/>
-          <w:p>
-            <w:pPr>
-              <w:pStyle w:val="Compact"/>
-              <w:jc w:val="left"/>
-            </w:pPr>
-            <w:r>
+          <w:tcPr>
+            <w:shd w:fill="FFFFFF" w:val="clear"/>
+          </w:tcPr>
+          <w:p>
+            <w:pPr>
+              <w:pStyle w:val="Compact"/>
+              <w:jc w:val="left"/>
+            </w:pPr>
+            <w:r>
+              <w:rPr>
+                <w:color w:val="1A1A1A"/>
+                <w:sz w:val="19"/>
+              </w:rPr>
               <w:t xml:space="preserve">__________________________________________</w:t>
             </w:r>
           </w:p>
@@ -689,7 +1058,9 @@
       </w:tr>
       <w:tr>
         <w:tc>
-          <w:tcPr/>
+          <w:tcPr>
+            <w:shd w:fill="E8F8FF" w:val="clear"/>
+          </w:tcPr>
           <w:p>
             <w:pPr>
               <w:pStyle w:val="Compact"/>
@@ -699,19 +1070,27 @@
               <w:rPr>
                 <w:bCs/>
                 <w:b/>
+                <w:color w:val="1A1A1A"/>
+                <w:sz w:val="19"/>
               </w:rPr>
               <w:t xml:space="preserve">Contact Phone:</w:t>
             </w:r>
           </w:p>
         </w:tc>
         <w:tc>
-          <w:tcPr/>
-          <w:p>
-            <w:pPr>
-              <w:pStyle w:val="Compact"/>
-              <w:jc w:val="left"/>
-            </w:pPr>
-            <w:r>
+          <w:tcPr>
+            <w:shd w:fill="E8F8FF" w:val="clear"/>
+          </w:tcPr>
+          <w:p>
+            <w:pPr>
+              <w:pStyle w:val="Compact"/>
+              <w:jc w:val="left"/>
+            </w:pPr>
+            <w:r>
+              <w:rPr>
+                <w:color w:val="1A1A1A"/>
+                <w:sz w:val="19"/>
+              </w:rPr>
               <w:t xml:space="preserve">__________________________________________</w:t>
             </w:r>
           </w:p>
@@ -719,7 +1098,9 @@
       </w:tr>
       <w:tr>
         <w:tc>
-          <w:tcPr/>
+          <w:tcPr>
+            <w:shd w:fill="FFFFFF" w:val="clear"/>
+          </w:tcPr>
           <w:p>
             <w:pPr>
               <w:pStyle w:val="Compact"/>
@@ -729,19 +1110,27 @@
               <w:rPr>
                 <w:bCs/>
                 <w:b/>
+                <w:color w:val="1A1A1A"/>
+                <w:sz w:val="19"/>
               </w:rPr>
               <w:t xml:space="preserve">Email:</w:t>
             </w:r>
           </w:p>
         </w:tc>
         <w:tc>
-          <w:tcPr/>
-          <w:p>
-            <w:pPr>
-              <w:pStyle w:val="Compact"/>
-              <w:jc w:val="left"/>
-            </w:pPr>
-            <w:r>
+          <w:tcPr>
+            <w:shd w:fill="FFFFFF" w:val="clear"/>
+          </w:tcPr>
+          <w:p>
+            <w:pPr>
+              <w:pStyle w:val="Compact"/>
+              <w:jc w:val="left"/>
+            </w:pPr>
+            <w:r>
+              <w:rPr>
+                <w:color w:val="1A1A1A"/>
+                <w:sz w:val="19"/>
+              </w:rPr>
               <w:t xml:space="preserve">__________________________________________</w:t>
             </w:r>
           </w:p>
@@ -759,9 +1148,29 @@
     <w:bookmarkStart w:id="26" w:name="items-delivered"/>
     <w:p>
       <w:pPr>
+        <w:pBdr>
+          <w:top w:val="single" w:sz="18" w:space="1" w:color="F5A623"/>
+          <w:bottom w:val="single" w:sz="6" w:space="1" w:color="0099CC"/>
+        </w:pBdr>
+        <w:spacing w:before="200" w:after="200"/>
+      </w:pPr>
+    </w:p>
+    <w:p>
+      <w:pPr>
         <w:pStyle w:val="Heading2"/>
-      </w:pPr>
-      <w:r>
+        <w:rPr>
+          <w:color w:val="0099CC"/>
+        </w:rPr>
+        <w:pBdr>
+          <w:bottom w:val="single" w:sz="6" w:space="2" w:color="00BFFF"/>
+        </w:pBdr>
+      </w:pPr>
+      <w:r>
+        <w:rPr>
+          <w:b/>
+          <w:color w:val="0099CC"/>
+          <w:sz w:val="32"/>
+        </w:rPr>
         <w:t xml:space="preserve">ITEMS DELIVERED</w:t>
       </w:r>
     </w:p>
@@ -771,6 +1180,14 @@
         <w:tblW w:type="auto" w:w="0"/>
         <w:tblLook w:firstRow="1" w:lastRow="0" w:firstColumn="0" w:lastColumn="0" w:noHBand="0" w:noVBand="0" w:val="0020"/>
         <w:jc w:val="start"/>
+        <w:tblBorders>
+          <w:top w:val="single" w:sz="4" w:space="0" w:color="B0D4E8"/>
+          <w:left w:val="single" w:sz="4" w:space="0" w:color="B0D4E8"/>
+          <w:bottom w:val="single" w:sz="4" w:space="0" w:color="B0D4E8"/>
+          <w:right w:val="single" w:sz="4" w:space="0" w:color="B0D4E8"/>
+          <w:insideH w:val="single" w:sz="4" w:space="0" w:color="B0D4E8"/>
+          <w:insideV w:val="single" w:sz="4" w:space="0" w:color="B0D4E8"/>
+        </w:tblBorders>
       </w:tblPr>
       <w:tblGrid>
         <w:gridCol w:w="1320"/>
@@ -785,73 +1202,115 @@
           <w:tblHeader w:val="true"/>
         </w:trPr>
         <w:tc>
-          <w:tcPr/>
-          <w:p>
-            <w:pPr>
-              <w:pStyle w:val="Compact"/>
-              <w:jc w:val="left"/>
-            </w:pPr>
-            <w:r>
+          <w:tcPr>
+            <w:shd w:fill="0099CC" w:val="clear"/>
+          </w:tcPr>
+          <w:p>
+            <w:pPr>
+              <w:pStyle w:val="Compact"/>
+              <w:jc w:val="left"/>
+            </w:pPr>
+            <w:r>
+              <w:rPr>
+                <w:b/>
+                <w:color w:val="FFFFFF"/>
+                <w:sz w:val="20"/>
+              </w:rPr>
               <w:t xml:space="preserve">Item No.</w:t>
             </w:r>
           </w:p>
         </w:tc>
         <w:tc>
-          <w:tcPr/>
-          <w:p>
-            <w:pPr>
-              <w:pStyle w:val="Compact"/>
-              <w:jc w:val="left"/>
-            </w:pPr>
-            <w:r>
+          <w:tcPr>
+            <w:shd w:fill="0099CC" w:val="clear"/>
+          </w:tcPr>
+          <w:p>
+            <w:pPr>
+              <w:pStyle w:val="Compact"/>
+              <w:jc w:val="left"/>
+            </w:pPr>
+            <w:r>
+              <w:rPr>
+                <w:b/>
+                <w:color w:val="FFFFFF"/>
+                <w:sz w:val="20"/>
+              </w:rPr>
               <w:t xml:space="preserve">Description</w:t>
             </w:r>
           </w:p>
         </w:tc>
         <w:tc>
-          <w:tcPr/>
-          <w:p>
-            <w:pPr>
-              <w:pStyle w:val="Compact"/>
-              <w:jc w:val="left"/>
-            </w:pPr>
-            <w:r>
+          <w:tcPr>
+            <w:shd w:fill="0099CC" w:val="clear"/>
+          </w:tcPr>
+          <w:p>
+            <w:pPr>
+              <w:pStyle w:val="Compact"/>
+              <w:jc w:val="left"/>
+            </w:pPr>
+            <w:r>
+              <w:rPr>
+                <w:b/>
+                <w:color w:val="FFFFFF"/>
+                <w:sz w:val="20"/>
+              </w:rPr>
               <w:t xml:space="preserve">Qty</w:t>
             </w:r>
           </w:p>
         </w:tc>
         <w:tc>
-          <w:tcPr/>
-          <w:p>
-            <w:pPr>
-              <w:pStyle w:val="Compact"/>
-              <w:jc w:val="left"/>
-            </w:pPr>
-            <w:r>
+          <w:tcPr>
+            <w:shd w:fill="0099CC" w:val="clear"/>
+          </w:tcPr>
+          <w:p>
+            <w:pPr>
+              <w:pStyle w:val="Compact"/>
+              <w:jc w:val="left"/>
+            </w:pPr>
+            <w:r>
+              <w:rPr>
+                <w:b/>
+                <w:color w:val="FFFFFF"/>
+                <w:sz w:val="20"/>
+              </w:rPr>
               <w:t xml:space="preserve">Unit</w:t>
             </w:r>
           </w:p>
         </w:tc>
         <w:tc>
-          <w:tcPr/>
-          <w:p>
-            <w:pPr>
-              <w:pStyle w:val="Compact"/>
-              <w:jc w:val="left"/>
-            </w:pPr>
-            <w:r>
+          <w:tcPr>
+            <w:shd w:fill="0099CC" w:val="clear"/>
+          </w:tcPr>
+          <w:p>
+            <w:pPr>
+              <w:pStyle w:val="Compact"/>
+              <w:jc w:val="left"/>
+            </w:pPr>
+            <w:r>
+              <w:rPr>
+                <w:b/>
+                <w:color w:val="FFFFFF"/>
+                <w:sz w:val="20"/>
+              </w:rPr>
               <w:t xml:space="preserve">Serial/Batch No.</w:t>
             </w:r>
           </w:p>
         </w:tc>
         <w:tc>
-          <w:tcPr/>
-          <w:p>
-            <w:pPr>
-              <w:pStyle w:val="Compact"/>
-              <w:jc w:val="left"/>
-            </w:pPr>
-            <w:r>
+          <w:tcPr>
+            <w:shd w:fill="0099CC" w:val="clear"/>
+          </w:tcPr>
+          <w:p>
+            <w:pPr>
+              <w:pStyle w:val="Compact"/>
+              <w:jc w:val="left"/>
+            </w:pPr>
+            <w:r>
+              <w:rPr>
+                <w:b/>
+                <w:color w:val="FFFFFF"/>
+                <w:sz w:val="20"/>
+              </w:rPr>
               <w:t xml:space="preserve">Remarks</w:t>
             </w:r>
           </w:p>
@@ -859,429 +1318,557 @@
       </w:tr>
       <w:tr>
         <w:tc>
-          <w:tcPr/>
-          <w:p>
-            <w:pPr>
-              <w:pStyle w:val="Compact"/>
-              <w:jc w:val="left"/>
-            </w:pPr>
-            <w:r>
+          <w:tcPr>
+            <w:shd w:fill="FFFFFF" w:val="clear"/>
+          </w:tcPr>
+          <w:p>
+            <w:pPr>
+              <w:pStyle w:val="Compact"/>
+              <w:jc w:val="left"/>
+            </w:pPr>
+            <w:r>
+              <w:rPr>
+                <w:color w:val="1A1A1A"/>
+                <w:sz w:val="19"/>
+              </w:rPr>
               <w:t xml:space="preserve">1</w:t>
             </w:r>
           </w:p>
         </w:tc>
         <w:tc>
-          <w:tcPr/>
-          <w:p>
-            <w:pPr>
-              <w:pStyle w:val="Compact"/>
-            </w:pPr>
-          </w:p>
-        </w:tc>
-        <w:tc>
-          <w:tcPr/>
-          <w:p>
-            <w:pPr>
-              <w:pStyle w:val="Compact"/>
-            </w:pPr>
-          </w:p>
-        </w:tc>
-        <w:tc>
-          <w:tcPr/>
-          <w:p>
-            <w:pPr>
-              <w:pStyle w:val="Compact"/>
-            </w:pPr>
-          </w:p>
-        </w:tc>
-        <w:tc>
-          <w:tcPr/>
-          <w:p>
-            <w:pPr>
-              <w:pStyle w:val="Compact"/>
-            </w:pPr>
-          </w:p>
-        </w:tc>
-        <w:tc>
-          <w:tcPr/>
-          <w:p>
-            <w:pPr>
-              <w:pStyle w:val="Compact"/>
-            </w:pPr>
-          </w:p>
-        </w:tc>
-      </w:tr>
-      <w:tr>
-        <w:tc>
-          <w:tcPr/>
-          <w:p>
-            <w:pPr>
-              <w:pStyle w:val="Compact"/>
-              <w:jc w:val="left"/>
-            </w:pPr>
-            <w:r>
+          <w:tcPr>
+            <w:shd w:fill="FFFFFF" w:val="clear"/>
+          </w:tcPr>
+          <w:p>
+            <w:pPr>
+              <w:pStyle w:val="Compact"/>
+            </w:pPr>
+          </w:p>
+        </w:tc>
+        <w:tc>
+          <w:tcPr>
+            <w:shd w:fill="FFFFFF" w:val="clear"/>
+          </w:tcPr>
+          <w:p>
+            <w:pPr>
+              <w:pStyle w:val="Compact"/>
+            </w:pPr>
+          </w:p>
+        </w:tc>
+        <w:tc>
+          <w:tcPr>
+            <w:shd w:fill="FFFFFF" w:val="clear"/>
+          </w:tcPr>
+          <w:p>
+            <w:pPr>
+              <w:pStyle w:val="Compact"/>
+            </w:pPr>
+          </w:p>
+        </w:tc>
+        <w:tc>
+          <w:tcPr>
+            <w:shd w:fill="FFFFFF" w:val="clear"/>
+          </w:tcPr>
+          <w:p>
+            <w:pPr>
+              <w:pStyle w:val="Compact"/>
+            </w:pPr>
+          </w:p>
+        </w:tc>
+        <w:tc>
+          <w:tcPr>
+            <w:shd w:fill="FFFFFF" w:val="clear"/>
+          </w:tcPr>
+          <w:p>
+            <w:pPr>
+              <w:pStyle w:val="Compact"/>
+            </w:pPr>
+          </w:p>
+        </w:tc>
+      </w:tr>
+      <w:tr>
+        <w:tc>
+          <w:tcPr>
+            <w:shd w:fill="E8F8FF" w:val="clear"/>
+          </w:tcPr>
+          <w:p>
+            <w:pPr>
+              <w:pStyle w:val="Compact"/>
+              <w:jc w:val="left"/>
+            </w:pPr>
+            <w:r>
+              <w:rPr>
+                <w:color w:val="1A1A1A"/>
+                <w:sz w:val="19"/>
+              </w:rPr>
               <w:t xml:space="preserve">2</w:t>
             </w:r>
           </w:p>
         </w:tc>
         <w:tc>
-          <w:tcPr/>
-          <w:p>
-            <w:pPr>
-              <w:pStyle w:val="Compact"/>
-            </w:pPr>
-          </w:p>
-        </w:tc>
-        <w:tc>
-          <w:tcPr/>
-          <w:p>
-            <w:pPr>
-              <w:pStyle w:val="Compact"/>
-            </w:pPr>
-          </w:p>
-        </w:tc>
-        <w:tc>
-          <w:tcPr/>
-          <w:p>
-            <w:pPr>
-              <w:pStyle w:val="Compact"/>
-            </w:pPr>
-          </w:p>
-        </w:tc>
-        <w:tc>
-          <w:tcPr/>
-          <w:p>
-            <w:pPr>
-              <w:pStyle w:val="Compact"/>
-            </w:pPr>
-          </w:p>
-        </w:tc>
-        <w:tc>
-          <w:tcPr/>
-          <w:p>
-            <w:pPr>
-              <w:pStyle w:val="Compact"/>
-            </w:pPr>
-          </w:p>
-        </w:tc>
-      </w:tr>
-      <w:tr>
-        <w:tc>
-          <w:tcPr/>
-          <w:p>
-            <w:pPr>
-              <w:pStyle w:val="Compact"/>
-              <w:jc w:val="left"/>
-            </w:pPr>
-            <w:r>
+          <w:tcPr>
+            <w:shd w:fill="E8F8FF" w:val="clear"/>
+          </w:tcPr>
+          <w:p>
+            <w:pPr>
+              <w:pStyle w:val="Compact"/>
+            </w:pPr>
+          </w:p>
+        </w:tc>
+        <w:tc>
+          <w:tcPr>
+            <w:shd w:fill="E8F8FF" w:val="clear"/>
+          </w:tcPr>
+          <w:p>
+            <w:pPr>
+              <w:pStyle w:val="Compact"/>
+            </w:pPr>
+          </w:p>
+        </w:tc>
+        <w:tc>
+          <w:tcPr>
+            <w:shd w:fill="E8F8FF" w:val="clear"/>
+          </w:tcPr>
+          <w:p>
+            <w:pPr>
+              <w:pStyle w:val="Compact"/>
+            </w:pPr>
+          </w:p>
+        </w:tc>
+        <w:tc>
+          <w:tcPr>
+            <w:shd w:fill="E8F8FF" w:val="clear"/>
+          </w:tcPr>
+          <w:p>
+            <w:pPr>
+              <w:pStyle w:val="Compact"/>
+            </w:pPr>
+          </w:p>
+        </w:tc>
+        <w:tc>
+          <w:tcPr>
+            <w:shd w:fill="E8F8FF" w:val="clear"/>
+          </w:tcPr>
+          <w:p>
+            <w:pPr>
+              <w:pStyle w:val="Compact"/>
+            </w:pPr>
+          </w:p>
+        </w:tc>
+      </w:tr>
+      <w:tr>
+        <w:tc>
+          <w:tcPr>
+            <w:shd w:fill="FFFFFF" w:val="clear"/>
+          </w:tcPr>
+          <w:p>
+            <w:pPr>
+              <w:pStyle w:val="Compact"/>
+              <w:jc w:val="left"/>
+            </w:pPr>
+            <w:r>
+              <w:rPr>
+                <w:color w:val="1A1A1A"/>
+                <w:sz w:val="19"/>
+              </w:rPr>
               <w:t xml:space="preserve">3</w:t>
             </w:r>
           </w:p>
         </w:tc>
         <w:tc>
-          <w:tcPr/>
-          <w:p>
-            <w:pPr>
-              <w:pStyle w:val="Compact"/>
-            </w:pPr>
-          </w:p>
-        </w:tc>
-        <w:tc>
-          <w:tcPr/>
-          <w:p>
-            <w:pPr>
-              <w:pStyle w:val="Compact"/>
-            </w:pPr>
-          </w:p>
-        </w:tc>
-        <w:tc>
-          <w:tcPr/>
-          <w:p>
-            <w:pPr>
-              <w:pStyle w:val="Compact"/>
-            </w:pPr>
-          </w:p>
-        </w:tc>
-        <w:tc>
-          <w:tcPr/>
-          <w:p>
-            <w:pPr>
-              <w:pStyle w:val="Compact"/>
-            </w:pPr>
-          </w:p>
-        </w:tc>
-        <w:tc>
-          <w:tcPr/>
-          <w:p>
-            <w:pPr>
-              <w:pStyle w:val="Compact"/>
-            </w:pPr>
-          </w:p>
-        </w:tc>
-      </w:tr>
-      <w:tr>
-        <w:tc>
-          <w:tcPr/>
-          <w:p>
-            <w:pPr>
-              <w:pStyle w:val="Compact"/>
-              <w:jc w:val="left"/>
-            </w:pPr>
-            <w:r>
+          <w:tcPr>
+            <w:shd w:fill="FFFFFF" w:val="clear"/>
+          </w:tcPr>
+          <w:p>
+            <w:pPr>
+              <w:pStyle w:val="Compact"/>
+            </w:pPr>
+          </w:p>
+        </w:tc>
+        <w:tc>
+          <w:tcPr>
+            <w:shd w:fill="FFFFFF" w:val="clear"/>
+          </w:tcPr>
+          <w:p>
+            <w:pPr>
+              <w:pStyle w:val="Compact"/>
+            </w:pPr>
+          </w:p>
+        </w:tc>
+        <w:tc>
+          <w:tcPr>
+            <w:shd w:fill="FFFFFF" w:val="clear"/>
+          </w:tcPr>
+          <w:p>
+            <w:pPr>
+              <w:pStyle w:val="Compact"/>
+            </w:pPr>
+          </w:p>
+        </w:tc>
+        <w:tc>
+          <w:tcPr>
+            <w:shd w:fill="FFFFFF" w:val="clear"/>
+          </w:tcPr>
+          <w:p>
+            <w:pPr>
+              <w:pStyle w:val="Compact"/>
+            </w:pPr>
+          </w:p>
+        </w:tc>
+        <w:tc>
+          <w:tcPr>
+            <w:shd w:fill="FFFFFF" w:val="clear"/>
+          </w:tcPr>
+          <w:p>
+            <w:pPr>
+              <w:pStyle w:val="Compact"/>
+            </w:pPr>
+          </w:p>
+        </w:tc>
+      </w:tr>
+      <w:tr>
+        <w:tc>
+          <w:tcPr>
+            <w:shd w:fill="E8F8FF" w:val="clear"/>
+          </w:tcPr>
+          <w:p>
+            <w:pPr>
+              <w:pStyle w:val="Compact"/>
+              <w:jc w:val="left"/>
+            </w:pPr>
+            <w:r>
+              <w:rPr>
+                <w:color w:val="1A1A1A"/>
+                <w:sz w:val="19"/>
+              </w:rPr>
               <w:t xml:space="preserve">4</w:t>
             </w:r>
           </w:p>
         </w:tc>
         <w:tc>
-          <w:tcPr/>
-          <w:p>
-            <w:pPr>
-              <w:pStyle w:val="Compact"/>
-            </w:pPr>
-          </w:p>
-        </w:tc>
-        <w:tc>
-          <w:tcPr/>
-          <w:p>
-            <w:pPr>
-              <w:pStyle w:val="Compact"/>
-            </w:pPr>
-          </w:p>
-        </w:tc>
-        <w:tc>
-          <w:tcPr/>
-          <w:p>
-            <w:pPr>
-              <w:pStyle w:val="Compact"/>
-            </w:pPr>
-          </w:p>
-        </w:tc>
-        <w:tc>
-          <w:tcPr/>
-          <w:p>
-            <w:pPr>
-              <w:pStyle w:val="Compact"/>
-            </w:pPr>
-          </w:p>
-        </w:tc>
-        <w:tc>
-          <w:tcPr/>
-          <w:p>
-            <w:pPr>
-              <w:pStyle w:val="Compact"/>
-            </w:pPr>
-          </w:p>
-        </w:tc>
-      </w:tr>
-      <w:tr>
-        <w:tc>
-          <w:tcPr/>
-          <w:p>
-            <w:pPr>
-              <w:pStyle w:val="Compact"/>
-              <w:jc w:val="left"/>
-            </w:pPr>
-            <w:r>
+          <w:tcPr>
+            <w:shd w:fill="E8F8FF" w:val="clear"/>
+          </w:tcPr>
+          <w:p>
+            <w:pPr>
+              <w:pStyle w:val="Compact"/>
+            </w:pPr>
+          </w:p>
+        </w:tc>
+        <w:tc>
+          <w:tcPr>
+            <w:shd w:fill="E8F8FF" w:val="clear"/>
+          </w:tcPr>
+          <w:p>
+            <w:pPr>
+              <w:pStyle w:val="Compact"/>
+            </w:pPr>
+          </w:p>
+        </w:tc>
+        <w:tc>
+          <w:tcPr>
+            <w:shd w:fill="E8F8FF" w:val="clear"/>
+          </w:tcPr>
+          <w:p>
+            <w:pPr>
+              <w:pStyle w:val="Compact"/>
+            </w:pPr>
+          </w:p>
+        </w:tc>
+        <w:tc>
+          <w:tcPr>
+            <w:shd w:fill="E8F8FF" w:val="clear"/>
+          </w:tcPr>
+          <w:p>
+            <w:pPr>
+              <w:pStyle w:val="Compact"/>
+            </w:pPr>
+          </w:p>
+        </w:tc>
+        <w:tc>
+          <w:tcPr>
+            <w:shd w:fill="E8F8FF" w:val="clear"/>
+          </w:tcPr>
+          <w:p>
+            <w:pPr>
+              <w:pStyle w:val="Compact"/>
+            </w:pPr>
+          </w:p>
+        </w:tc>
+      </w:tr>
+      <w:tr>
+        <w:tc>
+          <w:tcPr>
+            <w:shd w:fill="FFFFFF" w:val="clear"/>
+          </w:tcPr>
+          <w:p>
+            <w:pPr>
+              <w:pStyle w:val="Compact"/>
+              <w:jc w:val="left"/>
+            </w:pPr>
+            <w:r>
+              <w:rPr>
+                <w:color w:val="1A1A1A"/>
+                <w:sz w:val="19"/>
+              </w:rPr>
               <w:t xml:space="preserve">5</w:t>
             </w:r>
           </w:p>
         </w:tc>
         <w:tc>
-          <w:tcPr/>
-          <w:p>
-            <w:pPr>
-              <w:pStyle w:val="Compact"/>
-            </w:pPr>
-          </w:p>
-        </w:tc>
-        <w:tc>
-          <w:tcPr/>
-          <w:p>
-            <w:pPr>
-              <w:pStyle w:val="Compact"/>
-            </w:pPr>
-          </w:p>
-        </w:tc>
-        <w:tc>
-          <w:tcPr/>
-          <w:p>
-            <w:pPr>
-              <w:pStyle w:val="Compact"/>
-            </w:pPr>
-          </w:p>
-        </w:tc>
-        <w:tc>
-          <w:tcPr/>
-          <w:p>
-            <w:pPr>
-              <w:pStyle w:val="Compact"/>
-            </w:pPr>
-          </w:p>
-        </w:tc>
-        <w:tc>
-          <w:tcPr/>
-          <w:p>
-            <w:pPr>
-              <w:pStyle w:val="Compact"/>
-            </w:pPr>
-          </w:p>
-        </w:tc>
-      </w:tr>
-      <w:tr>
-        <w:tc>
-          <w:tcPr/>
-          <w:p>
-            <w:pPr>
-              <w:pStyle w:val="Compact"/>
-              <w:jc w:val="left"/>
-            </w:pPr>
-            <w:r>
+          <w:tcPr>
+            <w:shd w:fill="FFFFFF" w:val="clear"/>
+          </w:tcPr>
+          <w:p>
+            <w:pPr>
+              <w:pStyle w:val="Compact"/>
+            </w:pPr>
+          </w:p>
+        </w:tc>
+        <w:tc>
+          <w:tcPr>
+            <w:shd w:fill="FFFFFF" w:val="clear"/>
+          </w:tcPr>
+          <w:p>
+            <w:pPr>
+              <w:pStyle w:val="Compact"/>
+            </w:pPr>
+          </w:p>
+        </w:tc>
+        <w:tc>
+          <w:tcPr>
+            <w:shd w:fill="FFFFFF" w:val="clear"/>
+          </w:tcPr>
+          <w:p>
+            <w:pPr>
+              <w:pStyle w:val="Compact"/>
+            </w:pPr>
+          </w:p>
+        </w:tc>
+        <w:tc>
+          <w:tcPr>
+            <w:shd w:fill="FFFFFF" w:val="clear"/>
+          </w:tcPr>
+          <w:p>
+            <w:pPr>
+              <w:pStyle w:val="Compact"/>
+            </w:pPr>
+          </w:p>
+        </w:tc>
+        <w:tc>
+          <w:tcPr>
+            <w:shd w:fill="FFFFFF" w:val="clear"/>
+          </w:tcPr>
+          <w:p>
+            <w:pPr>
+              <w:pStyle w:val="Compact"/>
+            </w:pPr>
+          </w:p>
+        </w:tc>
+      </w:tr>
+      <w:tr>
+        <w:tc>
+          <w:tcPr>
+            <w:shd w:fill="E8F8FF" w:val="clear"/>
+          </w:tcPr>
+          <w:p>
+            <w:pPr>
+              <w:pStyle w:val="Compact"/>
+              <w:jc w:val="left"/>
+            </w:pPr>
+            <w:r>
+              <w:rPr>
+                <w:color w:val="1A1A1A"/>
+                <w:sz w:val="19"/>
+              </w:rPr>
               <w:t xml:space="preserve">6</w:t>
             </w:r>
           </w:p>
         </w:tc>
         <w:tc>
-          <w:tcPr/>
-          <w:p>
-            <w:pPr>
-              <w:pStyle w:val="Compact"/>
-            </w:pPr>
-          </w:p>
-        </w:tc>
-        <w:tc>
-          <w:tcPr/>
-          <w:p>
-            <w:pPr>
-              <w:pStyle w:val="Compact"/>
-            </w:pPr>
-          </w:p>
-        </w:tc>
-        <w:tc>
-          <w:tcPr/>
-          <w:p>
-            <w:pPr>
-              <w:pStyle w:val="Compact"/>
-            </w:pPr>
-          </w:p>
-        </w:tc>
-        <w:tc>
-          <w:tcPr/>
-          <w:p>
-            <w:pPr>
-              <w:pStyle w:val="Compact"/>
-            </w:pPr>
-          </w:p>
-        </w:tc>
-        <w:tc>
-          <w:tcPr/>
-          <w:p>
-            <w:pPr>
-              <w:pStyle w:val="Compact"/>
-            </w:pPr>
-          </w:p>
-        </w:tc>
-      </w:tr>
-      <w:tr>
-        <w:tc>
-          <w:tcPr/>
-          <w:p>
-            <w:pPr>
-              <w:pStyle w:val="Compact"/>
-              <w:jc w:val="left"/>
-            </w:pPr>
-            <w:r>
+          <w:tcPr>
+            <w:shd w:fill="E8F8FF" w:val="clear"/>
+          </w:tcPr>
+          <w:p>
+            <w:pPr>
+              <w:pStyle w:val="Compact"/>
+            </w:pPr>
+          </w:p>
+        </w:tc>
+        <w:tc>
+          <w:tcPr>
+            <w:shd w:fill="E8F8FF" w:val="clear"/>
+          </w:tcPr>
+          <w:p>
+            <w:pPr>
+              <w:pStyle w:val="Compact"/>
+            </w:pPr>
+          </w:p>
+        </w:tc>
+        <w:tc>
+          <w:tcPr>
+            <w:shd w:fill="E8F8FF" w:val="clear"/>
+          </w:tcPr>
+          <w:p>
+            <w:pPr>
+              <w:pStyle w:val="Compact"/>
+            </w:pPr>
+          </w:p>
+        </w:tc>
+        <w:tc>
+          <w:tcPr>
+            <w:shd w:fill="E8F8FF" w:val="clear"/>
+          </w:tcPr>
+          <w:p>
+            <w:pPr>
+              <w:pStyle w:val="Compact"/>
+            </w:pPr>
+          </w:p>
+        </w:tc>
+        <w:tc>
+          <w:tcPr>
+            <w:shd w:fill="E8F8FF" w:val="clear"/>
+          </w:tcPr>
+          <w:p>
+            <w:pPr>
+              <w:pStyle w:val="Compact"/>
+            </w:pPr>
+          </w:p>
+        </w:tc>
+      </w:tr>
+      <w:tr>
+        <w:tc>
+          <w:tcPr>
+            <w:shd w:fill="FFFFFF" w:val="clear"/>
+          </w:tcPr>
+          <w:p>
+            <w:pPr>
+              <w:pStyle w:val="Compact"/>
+              <w:jc w:val="left"/>
+            </w:pPr>
+            <w:r>
+              <w:rPr>
+                <w:color w:val="1A1A1A"/>
+                <w:sz w:val="19"/>
+              </w:rPr>
               <w:t xml:space="preserve">7</w:t>
             </w:r>
           </w:p>
         </w:tc>
         <w:tc>
-          <w:tcPr/>
-          <w:p>
-            <w:pPr>
-              <w:pStyle w:val="Compact"/>
-            </w:pPr>
-          </w:p>
-        </w:tc>
-        <w:tc>
-          <w:tcPr/>
-          <w:p>
-            <w:pPr>
-              <w:pStyle w:val="Compact"/>
-            </w:pPr>
-          </w:p>
-        </w:tc>
-        <w:tc>
-          <w:tcPr/>
-          <w:p>
-            <w:pPr>
-              <w:pStyle w:val="Compact"/>
-            </w:pPr>
-          </w:p>
-        </w:tc>
-        <w:tc>
-          <w:tcPr/>
-          <w:p>
-            <w:pPr>
-              <w:pStyle w:val="Compact"/>
-            </w:pPr>
-          </w:p>
-        </w:tc>
-        <w:tc>
-          <w:tcPr/>
-          <w:p>
-            <w:pPr>
-              <w:pStyle w:val="Compact"/>
-            </w:pPr>
-          </w:p>
-        </w:tc>
-      </w:tr>
-      <w:tr>
-        <w:tc>
-          <w:tcPr/>
-          <w:p>
-            <w:pPr>
-              <w:pStyle w:val="Compact"/>
-              <w:jc w:val="left"/>
-            </w:pPr>
-            <w:r>
+          <w:tcPr>
+            <w:shd w:fill="FFFFFF" w:val="clear"/>
+          </w:tcPr>
+          <w:p>
+            <w:pPr>
+              <w:pStyle w:val="Compact"/>
+            </w:pPr>
+          </w:p>
+        </w:tc>
+        <w:tc>
+          <w:tcPr>
+            <w:shd w:fill="FFFFFF" w:val="clear"/>
+          </w:tcPr>
+          <w:p>
+            <w:pPr>
+              <w:pStyle w:val="Compact"/>
+            </w:pPr>
+          </w:p>
+        </w:tc>
+        <w:tc>
+          <w:tcPr>
+            <w:shd w:fill="FFFFFF" w:val="clear"/>
+          </w:tcPr>
+          <w:p>
+            <w:pPr>
+              <w:pStyle w:val="Compact"/>
+            </w:pPr>
+          </w:p>
+        </w:tc>
+        <w:tc>
+          <w:tcPr>
+            <w:shd w:fill="FFFFFF" w:val="clear"/>
+          </w:tcPr>
+          <w:p>
+            <w:pPr>
+              <w:pStyle w:val="Compact"/>
+            </w:pPr>
+          </w:p>
+        </w:tc>
+        <w:tc>
+          <w:tcPr>
+            <w:shd w:fill="FFFFFF" w:val="clear"/>
+          </w:tcPr>
+          <w:p>
+            <w:pPr>
+              <w:pStyle w:val="Compact"/>
+            </w:pPr>
+          </w:p>
+        </w:tc>
+      </w:tr>
+      <w:tr>
+        <w:tc>
+          <w:tcPr>
+            <w:shd w:fill="E8F8FF" w:val="clear"/>
+          </w:tcPr>
+          <w:p>
+            <w:pPr>
+              <w:pStyle w:val="Compact"/>
+              <w:jc w:val="left"/>
+            </w:pPr>
+            <w:r>
+              <w:rPr>
+                <w:color w:val="1A1A1A"/>
+                <w:sz w:val="19"/>
+              </w:rPr>
               <w:t xml:space="preserve">8</w:t>
             </w:r>
           </w:p>
         </w:tc>
         <w:tc>
-          <w:tcPr/>
-          <w:p>
-            <w:pPr>
-              <w:pStyle w:val="Compact"/>
-            </w:pPr>
-          </w:p>
-        </w:tc>
-        <w:tc>
-          <w:tcPr/>
-          <w:p>
-            <w:pPr>
-              <w:pStyle w:val="Compact"/>
-            </w:pPr>
-          </w:p>
-        </w:tc>
-        <w:tc>
-          <w:tcPr/>
-          <w:p>
-            <w:pPr>
-              <w:pStyle w:val="Compact"/>
-            </w:pPr>
-          </w:p>
-        </w:tc>
-        <w:tc>
-          <w:tcPr/>
-          <w:p>
-            <w:pPr>
-              <w:pStyle w:val="Compact"/>
-            </w:pPr>
-          </w:p>
-        </w:tc>
-        <w:tc>
-          <w:tcPr/>
+          <w:tcPr>
+            <w:shd w:fill="E8F8FF" w:val="clear"/>
+          </w:tcPr>
+          <w:p>
+            <w:pPr>
+              <w:pStyle w:val="Compact"/>
+            </w:pPr>
+          </w:p>
+        </w:tc>
+        <w:tc>
+          <w:tcPr>
+            <w:shd w:fill="E8F8FF" w:val="clear"/>
+          </w:tcPr>
+          <w:p>
+            <w:pPr>
+              <w:pStyle w:val="Compact"/>
+            </w:pPr>
+          </w:p>
+        </w:tc>
+        <w:tc>
+          <w:tcPr>
+            <w:shd w:fill="E8F8FF" w:val="clear"/>
+          </w:tcPr>
+          <w:p>
+            <w:pPr>
+              <w:pStyle w:val="Compact"/>
+            </w:pPr>
+          </w:p>
+        </w:tc>
+        <w:tc>
+          <w:tcPr>
+            <w:shd w:fill="E8F8FF" w:val="clear"/>
+          </w:tcPr>
+          <w:p>
+            <w:pPr>
+              <w:pStyle w:val="Compact"/>
+            </w:pPr>
+          </w:p>
+        </w:tc>
+        <w:tc>
+          <w:tcPr>
+            <w:shd w:fill="E8F8FF" w:val="clear"/>
+          </w:tcPr>
           <w:p>
             <w:pPr>
               <w:pStyle w:val="Compact"/>
@@ -1319,9 +1906,29 @@
     <w:bookmarkStart w:id="27" w:name="special-handling-instructions"/>
     <w:p>
       <w:pPr>
+        <w:pBdr>
+          <w:top w:val="single" w:sz="18" w:space="1" w:color="F5A623"/>
+          <w:bottom w:val="single" w:sz="6" w:space="1" w:color="0099CC"/>
+        </w:pBdr>
+        <w:spacing w:before="200" w:after="200"/>
+      </w:pPr>
+    </w:p>
+    <w:p>
+      <w:pPr>
         <w:pStyle w:val="Heading2"/>
-      </w:pPr>
-      <w:r>
+        <w:rPr>
+          <w:color w:val="0099CC"/>
+        </w:rPr>
+        <w:pBdr>
+          <w:bottom w:val="single" w:sz="6" w:space="2" w:color="00BFFF"/>
+        </w:pBdr>
+      </w:pPr>
+      <w:r>
+        <w:rPr>
+          <w:b/>
+          <w:color w:val="0099CC"/>
+          <w:sz w:val="32"/>
+        </w:rPr>
         <w:t xml:space="preserve">SPECIAL HANDLING INSTRUCTIONS</w:t>
       </w:r>
     </w:p>
@@ -1357,9 +1964,29 @@
     <w:bookmarkStart w:id="28" w:name="vehicle-transport-details"/>
     <w:p>
       <w:pPr>
+        <w:pBdr>
+          <w:top w:val="single" w:sz="18" w:space="1" w:color="F5A623"/>
+          <w:bottom w:val="single" w:sz="6" w:space="1" w:color="0099CC"/>
+        </w:pBdr>
+        <w:spacing w:before="200" w:after="200"/>
+      </w:pPr>
+    </w:p>
+    <w:p>
+      <w:pPr>
         <w:pStyle w:val="Heading2"/>
-      </w:pPr>
-      <w:r>
+        <w:rPr>
+          <w:color w:val="0099CC"/>
+        </w:rPr>
+        <w:pBdr>
+          <w:bottom w:val="single" w:sz="6" w:space="2" w:color="00BFFF"/>
+        </w:pBdr>
+      </w:pPr>
+      <w:r>
+        <w:rPr>
+          <w:b/>
+          <w:color w:val="0099CC"/>
+          <w:sz w:val="32"/>
+        </w:rPr>
         <w:t xml:space="preserve">VEHICLE / TRANSPORT DETAILS</w:t>
       </w:r>
     </w:p>
@@ -1369,6 +1996,14 @@
         <w:tblW w:type="pct" w:w="5000"/>
         <w:tblLook w:firstRow="1" w:lastRow="0" w:firstColumn="0" w:lastColumn="0" w:noHBand="0" w:noVBand="0" w:val="0020"/>
         <w:jc w:val="start"/>
+        <w:tblBorders>
+          <w:top w:val="single" w:sz="4" w:space="0" w:color="B0D4E8"/>
+          <w:left w:val="single" w:sz="4" w:space="0" w:color="B0D4E8"/>
+          <w:bottom w:val="single" w:sz="4" w:space="0" w:color="B0D4E8"/>
+          <w:right w:val="single" w:sz="4" w:space="0" w:color="B0D4E8"/>
+          <w:insideH w:val="single" w:sz="4" w:space="0" w:color="B0D4E8"/>
+          <w:insideV w:val="single" w:sz="4" w:space="0" w:color="B0D4E8"/>
+        </w:tblBorders>
       </w:tblPr>
       <w:tblGrid>
         <w:gridCol w:w="3960"/>
@@ -1379,25 +2014,39 @@
           <w:tblHeader w:val="true"/>
         </w:trPr>
         <w:tc>
-          <w:tcPr/>
-          <w:p>
-            <w:pPr>
-              <w:pStyle w:val="Compact"/>
-              <w:jc w:val="left"/>
-            </w:pPr>
-            <w:r>
+          <w:tcPr>
+            <w:shd w:fill="0099CC" w:val="clear"/>
+          </w:tcPr>
+          <w:p>
+            <w:pPr>
+              <w:pStyle w:val="Compact"/>
+              <w:jc w:val="left"/>
+            </w:pPr>
+            <w:r>
+              <w:rPr>
+                <w:b/>
+                <w:color w:val="FFFFFF"/>
+                <w:sz w:val="20"/>
+              </w:rPr>
               <w:t xml:space="preserve">Field</w:t>
             </w:r>
           </w:p>
         </w:tc>
         <w:tc>
-          <w:tcPr/>
-          <w:p>
-            <w:pPr>
-              <w:pStyle w:val="Compact"/>
-              <w:jc w:val="left"/>
-            </w:pPr>
-            <w:r>
+          <w:tcPr>
+            <w:shd w:fill="0099CC" w:val="clear"/>
+          </w:tcPr>
+          <w:p>
+            <w:pPr>
+              <w:pStyle w:val="Compact"/>
+              <w:jc w:val="left"/>
+            </w:pPr>
+            <w:r>
+              <w:rPr>
+                <w:b/>
+                <w:color w:val="FFFFFF"/>
+                <w:sz w:val="20"/>
+              </w:rPr>
               <w:t xml:space="preserve">Details</w:t>
             </w:r>
           </w:p>
@@ -1405,7 +2054,9 @@
       </w:tr>
       <w:tr>
         <w:tc>
-          <w:tcPr/>
+          <w:tcPr>
+            <w:shd w:fill="FFFFFF" w:val="clear"/>
+          </w:tcPr>
           <w:p>
             <w:pPr>
               <w:pStyle w:val="Compact"/>
@@ -1415,19 +2066,27 @@
               <w:rPr>
                 <w:bCs/>
                 <w:b/>
+                <w:color w:val="1A1A1A"/>
+                <w:sz w:val="19"/>
               </w:rPr>
               <w:t xml:space="preserve">Vehicle Registration No.:</w:t>
             </w:r>
           </w:p>
         </w:tc>
         <w:tc>
-          <w:tcPr/>
-          <w:p>
-            <w:pPr>
-              <w:pStyle w:val="Compact"/>
-              <w:jc w:val="left"/>
-            </w:pPr>
-            <w:r>
+          <w:tcPr>
+            <w:shd w:fill="FFFFFF" w:val="clear"/>
+          </w:tcPr>
+          <w:p>
+            <w:pPr>
+              <w:pStyle w:val="Compact"/>
+              <w:jc w:val="left"/>
+            </w:pPr>
+            <w:r>
+              <w:rPr>
+                <w:color w:val="1A1A1A"/>
+                <w:sz w:val="19"/>
+              </w:rPr>
               <w:t xml:space="preserve">__________________________________________</w:t>
             </w:r>
           </w:p>
@@ -1435,7 +2094,9 @@
       </w:tr>
       <w:tr>
         <w:tc>
-          <w:tcPr/>
+          <w:tcPr>
+            <w:shd w:fill="E8F8FF" w:val="clear"/>
+          </w:tcPr>
           <w:p>
             <w:pPr>
               <w:pStyle w:val="Compact"/>
@@ -1445,19 +2106,27 @@
               <w:rPr>
                 <w:bCs/>
                 <w:b/>
+                <w:color w:val="1A1A1A"/>
+                <w:sz w:val="19"/>
               </w:rPr>
               <w:t xml:space="preserve">Vehicle Type:</w:t>
             </w:r>
           </w:p>
         </w:tc>
         <w:tc>
-          <w:tcPr/>
-          <w:p>
-            <w:pPr>
-              <w:pStyle w:val="Compact"/>
-              <w:jc w:val="left"/>
-            </w:pPr>
-            <w:r>
+          <w:tcPr>
+            <w:shd w:fill="E8F8FF" w:val="clear"/>
+          </w:tcPr>
+          <w:p>
+            <w:pPr>
+              <w:pStyle w:val="Compact"/>
+              <w:jc w:val="left"/>
+            </w:pPr>
+            <w:r>
+              <w:rPr>
+                <w:color w:val="1A1A1A"/>
+                <w:sz w:val="19"/>
+              </w:rPr>
               <w:t xml:space="preserve">__________________________________________</w:t>
             </w:r>
           </w:p>
@@ -1465,7 +2134,9 @@
       </w:tr>
       <w:tr>
         <w:tc>
-          <w:tcPr/>
+          <w:tcPr>
+            <w:shd w:fill="FFFFFF" w:val="clear"/>
+          </w:tcPr>
           <w:p>
             <w:pPr>
               <w:pStyle w:val="Compact"/>
@@ -1475,19 +2146,27 @@
               <w:rPr>
                 <w:bCs/>
                 <w:b/>
+                <w:color w:val="1A1A1A"/>
+                <w:sz w:val="19"/>
               </w:rPr>
               <w:t xml:space="preserve">Driver’s Name:</w:t>
             </w:r>
           </w:p>
         </w:tc>
         <w:tc>
-          <w:tcPr/>
-          <w:p>
-            <w:pPr>
-              <w:pStyle w:val="Compact"/>
-              <w:jc w:val="left"/>
-            </w:pPr>
-            <w:r>
+          <w:tcPr>
+            <w:shd w:fill="FFFFFF" w:val="clear"/>
+          </w:tcPr>
+          <w:p>
+            <w:pPr>
+              <w:pStyle w:val="Compact"/>
+              <w:jc w:val="left"/>
+            </w:pPr>
+            <w:r>
+              <w:rPr>
+                <w:color w:val="1A1A1A"/>
+                <w:sz w:val="19"/>
+              </w:rPr>
               <w:t xml:space="preserve">__________________________________________</w:t>
             </w:r>
           </w:p>
@@ -1495,7 +2174,9 @@
       </w:tr>
       <w:tr>
         <w:tc>
-          <w:tcPr/>
+          <w:tcPr>
+            <w:shd w:fill="E8F8FF" w:val="clear"/>
+          </w:tcPr>
           <w:p>
             <w:pPr>
               <w:pStyle w:val="Compact"/>
@@ -1505,19 +2186,27 @@
               <w:rPr>
                 <w:bCs/>
                 <w:b/>
+                <w:color w:val="1A1A1A"/>
+                <w:sz w:val="19"/>
               </w:rPr>
               <w:t xml:space="preserve">Driver’s Phone:</w:t>
             </w:r>
           </w:p>
         </w:tc>
         <w:tc>
-          <w:tcPr/>
-          <w:p>
-            <w:pPr>
-              <w:pStyle w:val="Compact"/>
-              <w:jc w:val="left"/>
-            </w:pPr>
-            <w:r>
+          <w:tcPr>
+            <w:shd w:fill="E8F8FF" w:val="clear"/>
+          </w:tcPr>
+          <w:p>
+            <w:pPr>
+              <w:pStyle w:val="Compact"/>
+              <w:jc w:val="left"/>
+            </w:pPr>
+            <w:r>
+              <w:rPr>
+                <w:color w:val="1A1A1A"/>
+                <w:sz w:val="19"/>
+              </w:rPr>
               <w:t xml:space="preserve">__________________________________________</w:t>
             </w:r>
           </w:p>
@@ -1525,7 +2214,9 @@
       </w:tr>
       <w:tr>
         <w:tc>
-          <w:tcPr/>
+          <w:tcPr>
+            <w:shd w:fill="FFFFFF" w:val="clear"/>
+          </w:tcPr>
           <w:p>
             <w:pPr>
               <w:pStyle w:val="Compact"/>
@@ -1535,19 +2226,27 @@
               <w:rPr>
                 <w:bCs/>
                 <w:b/>
+                <w:color w:val="1A1A1A"/>
+                <w:sz w:val="19"/>
               </w:rPr>
               <w:t xml:space="preserve">Transport Company (if third-party):</w:t>
             </w:r>
           </w:p>
         </w:tc>
         <w:tc>
-          <w:tcPr/>
-          <w:p>
-            <w:pPr>
-              <w:pStyle w:val="Compact"/>
-              <w:jc w:val="left"/>
-            </w:pPr>
-            <w:r>
+          <w:tcPr>
+            <w:shd w:fill="FFFFFF" w:val="clear"/>
+          </w:tcPr>
+          <w:p>
+            <w:pPr>
+              <w:pStyle w:val="Compact"/>
+              <w:jc w:val="left"/>
+            </w:pPr>
+            <w:r>
+              <w:rPr>
+                <w:color w:val="1A1A1A"/>
+                <w:sz w:val="19"/>
+              </w:rPr>
               <w:t xml:space="preserve">__________________________________________</w:t>
             </w:r>
           </w:p>
@@ -1565,9 +2264,29 @@
     <w:bookmarkStart w:id="29" w:name="dispatch-confirmation"/>
     <w:p>
       <w:pPr>
+        <w:pBdr>
+          <w:top w:val="single" w:sz="18" w:space="1" w:color="F5A623"/>
+          <w:bottom w:val="single" w:sz="6" w:space="1" w:color="0099CC"/>
+        </w:pBdr>
+        <w:spacing w:before="200" w:after="200"/>
+      </w:pPr>
+    </w:p>
+    <w:p>
+      <w:pPr>
         <w:pStyle w:val="Heading2"/>
-      </w:pPr>
-      <w:r>
+        <w:rPr>
+          <w:color w:val="0099CC"/>
+        </w:rPr>
+        <w:pBdr>
+          <w:bottom w:val="single" w:sz="6" w:space="2" w:color="00BFFF"/>
+        </w:pBdr>
+      </w:pPr>
+      <w:r>
+        <w:rPr>
+          <w:b/>
+          <w:color w:val="0099CC"/>
+          <w:sz w:val="32"/>
+        </w:rPr>
         <w:t xml:space="preserve">DISPATCH CONFIRMATION</w:t>
       </w:r>
     </w:p>
@@ -1585,6 +2304,14 @@
         <w:tblW w:type="pct" w:w="5000"/>
         <w:tblLook w:firstRow="1" w:lastRow="0" w:firstColumn="0" w:lastColumn="0" w:noHBand="0" w:noVBand="0" w:val="0020"/>
         <w:jc w:val="start"/>
+        <w:tblBorders>
+          <w:top w:val="single" w:sz="4" w:space="0" w:color="B0D4E8"/>
+          <w:left w:val="single" w:sz="4" w:space="0" w:color="B0D4E8"/>
+          <w:bottom w:val="single" w:sz="4" w:space="0" w:color="B0D4E8"/>
+          <w:right w:val="single" w:sz="4" w:space="0" w:color="B0D4E8"/>
+          <w:insideH w:val="single" w:sz="4" w:space="0" w:color="B0D4E8"/>
+          <w:insideV w:val="single" w:sz="4" w:space="0" w:color="B0D4E8"/>
+        </w:tblBorders>
       </w:tblPr>
       <w:tblGrid>
         <w:gridCol w:w="1980"/>
@@ -1597,49 +2324,77 @@
           <w:tblHeader w:val="true"/>
         </w:trPr>
         <w:tc>
-          <w:tcPr/>
-          <w:p>
-            <w:pPr>
-              <w:pStyle w:val="Compact"/>
-              <w:jc w:val="left"/>
-            </w:pPr>
-            <w:r>
+          <w:tcPr>
+            <w:shd w:fill="0099CC" w:val="clear"/>
+          </w:tcPr>
+          <w:p>
+            <w:pPr>
+              <w:pStyle w:val="Compact"/>
+              <w:jc w:val="left"/>
+            </w:pPr>
+            <w:r>
+              <w:rPr>
+                <w:b/>
+                <w:color w:val="FFFFFF"/>
+                <w:sz w:val="20"/>
+              </w:rPr>
               <w:t xml:space="preserve">Role</w:t>
             </w:r>
           </w:p>
         </w:tc>
         <w:tc>
-          <w:tcPr/>
-          <w:p>
-            <w:pPr>
-              <w:pStyle w:val="Compact"/>
-              <w:jc w:val="left"/>
-            </w:pPr>
-            <w:r>
+          <w:tcPr>
+            <w:shd w:fill="0099CC" w:val="clear"/>
+          </w:tcPr>
+          <w:p>
+            <w:pPr>
+              <w:pStyle w:val="Compact"/>
+              <w:jc w:val="left"/>
+            </w:pPr>
+            <w:r>
+              <w:rPr>
+                <w:b/>
+                <w:color w:val="FFFFFF"/>
+                <w:sz w:val="20"/>
+              </w:rPr>
               <w:t xml:space="preserve">Name</w:t>
             </w:r>
           </w:p>
         </w:tc>
         <w:tc>
-          <w:tcPr/>
-          <w:p>
-            <w:pPr>
-              <w:pStyle w:val="Compact"/>
-              <w:jc w:val="left"/>
-            </w:pPr>
-            <w:r>
+          <w:tcPr>
+            <w:shd w:fill="0099CC" w:val="clear"/>
+          </w:tcPr>
+          <w:p>
+            <w:pPr>
+              <w:pStyle w:val="Compact"/>
+              <w:jc w:val="left"/>
+            </w:pPr>
+            <w:r>
+              <w:rPr>
+                <w:b/>
+                <w:color w:val="FFFFFF"/>
+                <w:sz w:val="20"/>
+              </w:rPr>
               <w:t xml:space="preserve">Signature</w:t>
             </w:r>
           </w:p>
         </w:tc>
         <w:tc>
-          <w:tcPr/>
-          <w:p>
-            <w:pPr>
-              <w:pStyle w:val="Compact"/>
-              <w:jc w:val="left"/>
-            </w:pPr>
-            <w:r>
+          <w:tcPr>
+            <w:shd w:fill="0099CC" w:val="clear"/>
+          </w:tcPr>
+          <w:p>
+            <w:pPr>
+              <w:pStyle w:val="Compact"/>
+              <w:jc w:val="left"/>
+            </w:pPr>
+            <w:r>
+              <w:rPr>
+                <w:b/>
+                <w:color w:val="FFFFFF"/>
+                <w:sz w:val="20"/>
+              </w:rPr>
               <w:t xml:space="preserve">Date</w:t>
             </w:r>
           </w:p>
@@ -1647,7 +2402,9 @@
       </w:tr>
       <w:tr>
         <w:tc>
-          <w:tcPr/>
+          <w:tcPr>
+            <w:shd w:fill="FFFFFF" w:val="clear"/>
+          </w:tcPr>
           <w:p>
             <w:pPr>
               <w:pStyle w:val="Compact"/>
@@ -1657,43 +2414,63 @@
               <w:rPr>
                 <w:bCs/>
                 <w:b/>
+                <w:color w:val="1A1A1A"/>
+                <w:sz w:val="19"/>
               </w:rPr>
               <w:t xml:space="preserve">Packed/Checked By:</w:t>
             </w:r>
           </w:p>
         </w:tc>
         <w:tc>
-          <w:tcPr/>
-          <w:p>
-            <w:pPr>
-              <w:pStyle w:val="Compact"/>
-              <w:jc w:val="left"/>
-            </w:pPr>
-            <w:r>
+          <w:tcPr>
+            <w:shd w:fill="FFFFFF" w:val="clear"/>
+          </w:tcPr>
+          <w:p>
+            <w:pPr>
+              <w:pStyle w:val="Compact"/>
+              <w:jc w:val="left"/>
+            </w:pPr>
+            <w:r>
+              <w:rPr>
+                <w:color w:val="1A1A1A"/>
+                <w:sz w:val="19"/>
+              </w:rPr>
               <w:t xml:space="preserve">__________________</w:t>
             </w:r>
           </w:p>
         </w:tc>
         <w:tc>
-          <w:tcPr/>
-          <w:p>
-            <w:pPr>
-              <w:pStyle w:val="Compact"/>
-              <w:jc w:val="left"/>
-            </w:pPr>
-            <w:r>
+          <w:tcPr>
+            <w:shd w:fill="FFFFFF" w:val="clear"/>
+          </w:tcPr>
+          <w:p>
+            <w:pPr>
+              <w:pStyle w:val="Compact"/>
+              <w:jc w:val="left"/>
+            </w:pPr>
+            <w:r>
+              <w:rPr>
+                <w:color w:val="1A1A1A"/>
+                <w:sz w:val="19"/>
+              </w:rPr>
               <w:t xml:space="preserve">__________________</w:t>
             </w:r>
           </w:p>
         </w:tc>
         <w:tc>
-          <w:tcPr/>
-          <w:p>
-            <w:pPr>
-              <w:pStyle w:val="Compact"/>
-              <w:jc w:val="left"/>
-            </w:pPr>
-            <w:r>
+          <w:tcPr>
+            <w:shd w:fill="FFFFFF" w:val="clear"/>
+          </w:tcPr>
+          <w:p>
+            <w:pPr>
+              <w:pStyle w:val="Compact"/>
+              <w:jc w:val="left"/>
+            </w:pPr>
+            <w:r>
+              <w:rPr>
+                <w:color w:val="1A1A1A"/>
+                <w:sz w:val="19"/>
+              </w:rPr>
               <w:t xml:space="preserve">____/____/________</w:t>
             </w:r>
           </w:p>
@@ -1701,7 +2478,9 @@
       </w:tr>
       <w:tr>
         <w:tc>
-          <w:tcPr/>
+          <w:tcPr>
+            <w:shd w:fill="E8F8FF" w:val="clear"/>
+          </w:tcPr>
           <w:p>
             <w:pPr>
               <w:pStyle w:val="Compact"/>
@@ -1711,43 +2490,63 @@
               <w:rPr>
                 <w:bCs/>
                 <w:b/>
+                <w:color w:val="1A1A1A"/>
+                <w:sz w:val="19"/>
               </w:rPr>
               <w:t xml:space="preserve">Dispatched By (Store/Warehouse):</w:t>
             </w:r>
           </w:p>
         </w:tc>
         <w:tc>
-          <w:tcPr/>
-          <w:p>
-            <w:pPr>
-              <w:pStyle w:val="Compact"/>
-              <w:jc w:val="left"/>
-            </w:pPr>
-            <w:r>
+          <w:tcPr>
+            <w:shd w:fill="E8F8FF" w:val="clear"/>
+          </w:tcPr>
+          <w:p>
+            <w:pPr>
+              <w:pStyle w:val="Compact"/>
+              <w:jc w:val="left"/>
+            </w:pPr>
+            <w:r>
+              <w:rPr>
+                <w:color w:val="1A1A1A"/>
+                <w:sz w:val="19"/>
+              </w:rPr>
               <w:t xml:space="preserve">__________________</w:t>
             </w:r>
           </w:p>
         </w:tc>
         <w:tc>
-          <w:tcPr/>
-          <w:p>
-            <w:pPr>
-              <w:pStyle w:val="Compact"/>
-              <w:jc w:val="left"/>
-            </w:pPr>
-            <w:r>
+          <w:tcPr>
+            <w:shd w:fill="E8F8FF" w:val="clear"/>
+          </w:tcPr>
+          <w:p>
+            <w:pPr>
+              <w:pStyle w:val="Compact"/>
+              <w:jc w:val="left"/>
+            </w:pPr>
+            <w:r>
+              <w:rPr>
+                <w:color w:val="1A1A1A"/>
+                <w:sz w:val="19"/>
+              </w:rPr>
               <w:t xml:space="preserve">__________________</w:t>
             </w:r>
           </w:p>
         </w:tc>
         <w:tc>
-          <w:tcPr/>
-          <w:p>
-            <w:pPr>
-              <w:pStyle w:val="Compact"/>
-              <w:jc w:val="left"/>
-            </w:pPr>
-            <w:r>
+          <w:tcPr>
+            <w:shd w:fill="E8F8FF" w:val="clear"/>
+          </w:tcPr>
+          <w:p>
+            <w:pPr>
+              <w:pStyle w:val="Compact"/>
+              <w:jc w:val="left"/>
+            </w:pPr>
+            <w:r>
+              <w:rPr>
+                <w:color w:val="1A1A1A"/>
+                <w:sz w:val="19"/>
+              </w:rPr>
               <w:t xml:space="preserve">____/____/________</w:t>
             </w:r>
           </w:p>
@@ -1755,7 +2554,9 @@
       </w:tr>
       <w:tr>
         <w:tc>
-          <w:tcPr/>
+          <w:tcPr>
+            <w:shd w:fill="FFFFFF" w:val="clear"/>
+          </w:tcPr>
           <w:p>
             <w:pPr>
               <w:pStyle w:val="Compact"/>
@@ -1765,43 +2566,63 @@
               <w:rPr>
                 <w:bCs/>
                 <w:b/>
+                <w:color w:val="1A1A1A"/>
+                <w:sz w:val="19"/>
               </w:rPr>
               <w:t xml:space="preserve">Driver/Courier:</w:t>
             </w:r>
           </w:p>
         </w:tc>
         <w:tc>
-          <w:tcPr/>
-          <w:p>
-            <w:pPr>
-              <w:pStyle w:val="Compact"/>
-              <w:jc w:val="left"/>
-            </w:pPr>
-            <w:r>
+          <w:tcPr>
+            <w:shd w:fill="FFFFFF" w:val="clear"/>
+          </w:tcPr>
+          <w:p>
+            <w:pPr>
+              <w:pStyle w:val="Compact"/>
+              <w:jc w:val="left"/>
+            </w:pPr>
+            <w:r>
+              <w:rPr>
+                <w:color w:val="1A1A1A"/>
+                <w:sz w:val="19"/>
+              </w:rPr>
               <w:t xml:space="preserve">__________________</w:t>
             </w:r>
           </w:p>
         </w:tc>
         <w:tc>
-          <w:tcPr/>
-          <w:p>
-            <w:pPr>
-              <w:pStyle w:val="Compact"/>
-              <w:jc w:val="left"/>
-            </w:pPr>
-            <w:r>
+          <w:tcPr>
+            <w:shd w:fill="FFFFFF" w:val="clear"/>
+          </w:tcPr>
+          <w:p>
+            <w:pPr>
+              <w:pStyle w:val="Compact"/>
+              <w:jc w:val="left"/>
+            </w:pPr>
+            <w:r>
+              <w:rPr>
+                <w:color w:val="1A1A1A"/>
+                <w:sz w:val="19"/>
+              </w:rPr>
               <w:t xml:space="preserve">__________________</w:t>
             </w:r>
           </w:p>
         </w:tc>
         <w:tc>
-          <w:tcPr/>
-          <w:p>
-            <w:pPr>
-              <w:pStyle w:val="Compact"/>
-              <w:jc w:val="left"/>
-            </w:pPr>
-            <w:r>
+          <w:tcPr>
+            <w:shd w:fill="FFFFFF" w:val="clear"/>
+          </w:tcPr>
+          <w:p>
+            <w:pPr>
+              <w:pStyle w:val="Compact"/>
+              <w:jc w:val="left"/>
+            </w:pPr>
+            <w:r>
+              <w:rPr>
+                <w:color w:val="1A1A1A"/>
+                <w:sz w:val="19"/>
+              </w:rPr>
               <w:t xml:space="preserve">____/____/________</w:t>
             </w:r>
           </w:p>
@@ -1819,9 +2640,29 @@
     <w:bookmarkStart w:id="30" w:name="Xb3ba2bf0bb1da31a32ca00d0c1eff677a93314f"/>
     <w:p>
       <w:pPr>
+        <w:pBdr>
+          <w:top w:val="single" w:sz="18" w:space="1" w:color="F5A623"/>
+          <w:bottom w:val="single" w:sz="6" w:space="1" w:color="0099CC"/>
+        </w:pBdr>
+        <w:spacing w:before="200" w:after="200"/>
+      </w:pPr>
+    </w:p>
+    <w:p>
+      <w:pPr>
         <w:pStyle w:val="Heading2"/>
-      </w:pPr>
-      <w:r>
+        <w:rPr>
+          <w:color w:val="0099CC"/>
+        </w:rPr>
+        <w:pBdr>
+          <w:bottom w:val="single" w:sz="6" w:space="2" w:color="00BFFF"/>
+        </w:pBdr>
+      </w:pPr>
+      <w:r>
+        <w:rPr>
+          <w:b/>
+          <w:color w:val="0099CC"/>
+          <w:sz w:val="32"/>
+        </w:rPr>
         <w:t xml:space="preserve">DELIVERY CONFIRMATION (TO BE COMPLETED BY RECIPIENT)</w:t>
       </w:r>
     </w:p>
@@ -1839,6 +2680,14 @@
         <w:tblW w:type="pct" w:w="5000"/>
         <w:tblLook w:firstRow="1" w:lastRow="0" w:firstColumn="0" w:lastColumn="0" w:noHBand="0" w:noVBand="0" w:val="0020"/>
         <w:jc w:val="start"/>
+        <w:tblBorders>
+          <w:top w:val="single" w:sz="4" w:space="0" w:color="B0D4E8"/>
+          <w:left w:val="single" w:sz="4" w:space="0" w:color="B0D4E8"/>
+          <w:bottom w:val="single" w:sz="4" w:space="0" w:color="B0D4E8"/>
+          <w:right w:val="single" w:sz="4" w:space="0" w:color="B0D4E8"/>
+          <w:insideH w:val="single" w:sz="4" w:space="0" w:color="B0D4E8"/>
+          <w:insideV w:val="single" w:sz="4" w:space="0" w:color="B0D4E8"/>
+        </w:tblBorders>
       </w:tblPr>
       <w:tblGrid>
         <w:gridCol w:w="3960"/>
@@ -1849,25 +2698,39 @@
           <w:tblHeader w:val="true"/>
         </w:trPr>
         <w:tc>
-          <w:tcPr/>
-          <w:p>
-            <w:pPr>
-              <w:pStyle w:val="Compact"/>
-              <w:jc w:val="left"/>
-            </w:pPr>
-            <w:r>
+          <w:tcPr>
+            <w:shd w:fill="0099CC" w:val="clear"/>
+          </w:tcPr>
+          <w:p>
+            <w:pPr>
+              <w:pStyle w:val="Compact"/>
+              <w:jc w:val="left"/>
+            </w:pPr>
+            <w:r>
+              <w:rPr>
+                <w:b/>
+                <w:color w:val="FFFFFF"/>
+                <w:sz w:val="20"/>
+              </w:rPr>
               <w:t xml:space="preserve">Field</w:t>
             </w:r>
           </w:p>
         </w:tc>
         <w:tc>
-          <w:tcPr/>
-          <w:p>
-            <w:pPr>
-              <w:pStyle w:val="Compact"/>
-              <w:jc w:val="left"/>
-            </w:pPr>
-            <w:r>
+          <w:tcPr>
+            <w:shd w:fill="0099CC" w:val="clear"/>
+          </w:tcPr>
+          <w:p>
+            <w:pPr>
+              <w:pStyle w:val="Compact"/>
+              <w:jc w:val="left"/>
+            </w:pPr>
+            <w:r>
+              <w:rPr>
+                <w:b/>
+                <w:color w:val="FFFFFF"/>
+                <w:sz w:val="20"/>
+              </w:rPr>
               <w:t xml:space="preserve">Details</w:t>
             </w:r>
           </w:p>
@@ -1875,7 +2738,9 @@
       </w:tr>
       <w:tr>
         <w:tc>
-          <w:tcPr/>
+          <w:tcPr>
+            <w:shd w:fill="FFFFFF" w:val="clear"/>
+          </w:tcPr>
           <w:p>
             <w:pPr>
               <w:pStyle w:val="Compact"/>
@@ -1885,19 +2750,27 @@
               <w:rPr>
                 <w:bCs/>
                 <w:b/>
+                <w:color w:val="1A1A1A"/>
+                <w:sz w:val="19"/>
               </w:rPr>
               <w:t xml:space="preserve">Received By (Print Name):</w:t>
             </w:r>
           </w:p>
         </w:tc>
         <w:tc>
-          <w:tcPr/>
-          <w:p>
-            <w:pPr>
-              <w:pStyle w:val="Compact"/>
-              <w:jc w:val="left"/>
-            </w:pPr>
-            <w:r>
+          <w:tcPr>
+            <w:shd w:fill="FFFFFF" w:val="clear"/>
+          </w:tcPr>
+          <w:p>
+            <w:pPr>
+              <w:pStyle w:val="Compact"/>
+              <w:jc w:val="left"/>
+            </w:pPr>
+            <w:r>
+              <w:rPr>
+                <w:color w:val="1A1A1A"/>
+                <w:sz w:val="19"/>
+              </w:rPr>
               <w:t xml:space="preserve">__________________________________________</w:t>
             </w:r>
           </w:p>
@@ -1905,7 +2778,9 @@
       </w:tr>
       <w:tr>
         <w:tc>
-          <w:tcPr/>
+          <w:tcPr>
+            <w:shd w:fill="E8F8FF" w:val="clear"/>
+          </w:tcPr>
           <w:p>
             <w:pPr>
               <w:pStyle w:val="Compact"/>
@@ -1915,19 +2790,27 @@
               <w:rPr>
                 <w:bCs/>
                 <w:b/>
+                <w:color w:val="1A1A1A"/>
+                <w:sz w:val="19"/>
               </w:rPr>
               <w:t xml:space="preserve">Designation:</w:t>
             </w:r>
           </w:p>
         </w:tc>
         <w:tc>
-          <w:tcPr/>
-          <w:p>
-            <w:pPr>
-              <w:pStyle w:val="Compact"/>
-              <w:jc w:val="left"/>
-            </w:pPr>
-            <w:r>
+          <w:tcPr>
+            <w:shd w:fill="E8F8FF" w:val="clear"/>
+          </w:tcPr>
+          <w:p>
+            <w:pPr>
+              <w:pStyle w:val="Compact"/>
+              <w:jc w:val="left"/>
+            </w:pPr>
+            <w:r>
+              <w:rPr>
+                <w:color w:val="1A1A1A"/>
+                <w:sz w:val="19"/>
+              </w:rPr>
               <w:t xml:space="preserve">__________________________________________</w:t>
             </w:r>
           </w:p>
@@ -1935,7 +2818,9 @@
       </w:tr>
       <w:tr>
         <w:tc>
-          <w:tcPr/>
+          <w:tcPr>
+            <w:shd w:fill="FFFFFF" w:val="clear"/>
+          </w:tcPr>
           <w:p>
             <w:pPr>
               <w:pStyle w:val="Compact"/>
@@ -1945,19 +2830,27 @@
               <w:rPr>
                 <w:bCs/>
                 <w:b/>
+                <w:color w:val="1A1A1A"/>
+                <w:sz w:val="19"/>
               </w:rPr>
               <w:t xml:space="preserve">Signature:</w:t>
             </w:r>
           </w:p>
         </w:tc>
         <w:tc>
-          <w:tcPr/>
-          <w:p>
-            <w:pPr>
-              <w:pStyle w:val="Compact"/>
-              <w:jc w:val="left"/>
-            </w:pPr>
-            <w:r>
+          <w:tcPr>
+            <w:shd w:fill="FFFFFF" w:val="clear"/>
+          </w:tcPr>
+          <w:p>
+            <w:pPr>
+              <w:pStyle w:val="Compact"/>
+              <w:jc w:val="left"/>
+            </w:pPr>
+            <w:r>
+              <w:rPr>
+                <w:color w:val="1A1A1A"/>
+                <w:sz w:val="19"/>
+              </w:rPr>
               <w:t xml:space="preserve">__________________________________________</w:t>
             </w:r>
           </w:p>
@@ -1965,7 +2858,9 @@
       </w:tr>
       <w:tr>
         <w:tc>
-          <w:tcPr/>
+          <w:tcPr>
+            <w:shd w:fill="E8F8FF" w:val="clear"/>
+          </w:tcPr>
           <w:p>
             <w:pPr>
               <w:pStyle w:val="Compact"/>
@@ -1975,19 +2870,27 @@
               <w:rPr>
                 <w:bCs/>
                 <w:b/>
+                <w:color w:val="1A1A1A"/>
+                <w:sz w:val="19"/>
               </w:rPr>
               <w:t xml:space="preserve">Date Received:</w:t>
             </w:r>
           </w:p>
         </w:tc>
         <w:tc>
-          <w:tcPr/>
-          <w:p>
-            <w:pPr>
-              <w:pStyle w:val="Compact"/>
-              <w:jc w:val="left"/>
-            </w:pPr>
-            <w:r>
+          <w:tcPr>
+            <w:shd w:fill="E8F8FF" w:val="clear"/>
+          </w:tcPr>
+          <w:p>
+            <w:pPr>
+              <w:pStyle w:val="Compact"/>
+              <w:jc w:val="left"/>
+            </w:pPr>
+            <w:r>
+              <w:rPr>
+                <w:color w:val="1A1A1A"/>
+                <w:sz w:val="19"/>
+              </w:rPr>
               <w:t xml:space="preserve">______ / ______ / __________ (DD/MM/YYYY)</w:t>
             </w:r>
           </w:p>
@@ -1995,7 +2898,9 @@
       </w:tr>
       <w:tr>
         <w:tc>
-          <w:tcPr/>
+          <w:tcPr>
+            <w:shd w:fill="FFFFFF" w:val="clear"/>
+          </w:tcPr>
           <w:p>
             <w:pPr>
               <w:pStyle w:val="Compact"/>
@@ -2005,19 +2910,27 @@
               <w:rPr>
                 <w:bCs/>
                 <w:b/>
+                <w:color w:val="1A1A1A"/>
+                <w:sz w:val="19"/>
               </w:rPr>
               <w:t xml:space="preserve">Time Received:</w:t>
             </w:r>
           </w:p>
         </w:tc>
         <w:tc>
-          <w:tcPr/>
-          <w:p>
-            <w:pPr>
-              <w:pStyle w:val="Compact"/>
-              <w:jc w:val="left"/>
-            </w:pPr>
-            <w:r>
+          <w:tcPr>
+            <w:shd w:fill="FFFFFF" w:val="clear"/>
+          </w:tcPr>
+          <w:p>
+            <w:pPr>
+              <w:pStyle w:val="Compact"/>
+              <w:jc w:val="left"/>
+            </w:pPr>
+            <w:r>
+              <w:rPr>
+                <w:color w:val="1A1A1A"/>
+                <w:sz w:val="19"/>
+              </w:rPr>
               <w:t xml:space="preserve">________ : ________ (HH:MM)</w:t>
             </w:r>
           </w:p>
@@ -2025,7 +2938,9 @@
       </w:tr>
       <w:tr>
         <w:tc>
-          <w:tcPr/>
+          <w:tcPr>
+            <w:shd w:fill="E8F8FF" w:val="clear"/>
+          </w:tcPr>
           <w:p>
             <w:pPr>
               <w:pStyle w:val="Compact"/>
@@ -2035,13 +2950,17 @@
               <w:rPr>
                 <w:bCs/>
                 <w:b/>
+                <w:color w:val="1A1A1A"/>
+                <w:sz w:val="19"/>
               </w:rPr>
               <w:t xml:space="preserve">Company Stamp:</w:t>
             </w:r>
           </w:p>
         </w:tc>
         <w:tc>
-          <w:tcPr/>
+          <w:tcPr>
+            <w:shd w:fill="E8F8FF" w:val="clear"/>
+          </w:tcPr>
           <w:p>
             <w:pPr>
               <w:pStyle w:val="Compact"/>
@@ -2116,6 +3035,10 @@
     <w:p>
       <w:pPr>
         <w:pStyle w:val="BlockText"/>
+        <w:pBdr>
+          <w:left w:val="single" w:sz="24" w:space="6" w:color="F5A623"/>
+        </w:pBdr>
+        <w:shd w:fill="FFF8E1" w:val="clear"/>
       </w:pPr>
       <w:r>
         <w:rPr>
@@ -2188,6 +3111,29 @@
         <w:right w:val="single" w:sz="18" w:space="24" w:color="E08A00"/>
       </w:pgBorders>
     </w:sectPr>
+    <w:p>
+      <w:pPr>
+        <w:pBdr>
+          <w:top w:val="single" w:sz="36" w:space="1" w:color="F5A623"/>
+          <w:bottom w:val="single" w:sz="12" w:space="0" w:color="00BFFF"/>
+        </w:pBdr>
+        <w:spacing w:before="300" w:after="0"/>
+      </w:pPr>
+    </w:p>
+    <w:p>
+      <w:pPr>
+        <w:jc w:val="center"/>
+        <w:spacing w:before="60" w:after="0"/>
+      </w:pPr>
+      <w:r>
+        <w:rPr>
+          <w:color w:val="0099CC"/>
+          <w:sz w:val="16"/>
+          <w:szCs w:val="16"/>
+        </w:rPr>
+        <w:t xml:space="preserve">PECH Group Holdings Ltd  |  Lagos, Nigeria  |  pechgroupholdings.tech</w:t>
+      </w:r>
+    </w:p>
   </w:body>
 </w:document>
 </file>

--- a/business_documents/PECH_DELIVERY_NOTE.docx
+++ b/business_documents/PECH_DELIVERY_NOTE.docx
@@ -58,71 +58,34 @@
         <w:spacing w:after="0"/>
       </w:pPr>
     </w:p>
-    <w:bookmarkStart w:id="31" w:name="pech-group-holdings-ltd"/>
-    <w:p>
-      <w:pPr>
-        <w:pStyle w:val="Heading1"/>
-        <w:rPr>
-          <w:color w:val="0099CC"/>
-        </w:rPr>
-        <w:pBdr>
-          <w:bottom w:val="single" w:sz="18" w:space="2" w:color="F5A623"/>
-        </w:pBdr>
-      </w:pPr>
-      <w:r>
-        <w:rPr>
-          <w:b/>
-          <w:color w:val="0099CC"/>
-          <w:sz w:val="44"/>
-        </w:rPr>
-        <w:t xml:space="preserve">PECH GROUP HOLDINGS LTD</w:t>
-      </w:r>
-    </w:p>
-    <w:bookmarkStart w:id="22" w:name="delivery-note"/>
-    <w:p>
-      <w:pPr>
-        <w:pBdr>
-          <w:top w:val="single" w:sz="18" w:space="1" w:color="F5A623"/>
-          <w:bottom w:val="single" w:sz="6" w:space="1" w:color="0099CC"/>
-        </w:pBdr>
-        <w:spacing w:before="200" w:after="200"/>
-      </w:pPr>
-    </w:p>
-    <w:p>
-      <w:pPr>
-        <w:pStyle w:val="Heading2"/>
-        <w:rPr>
-          <w:color w:val="0099CC"/>
-        </w:rPr>
-        <w:pBdr>
-          <w:bottom w:val="single" w:sz="6" w:space="2" w:color="00BFFF"/>
-        </w:pBdr>
-      </w:pPr>
-      <w:r>
-        <w:rPr>
-          <w:b/>
-          <w:color w:val="0099CC"/>
-          <w:sz w:val="32"/>
-        </w:rPr>
+    <w:p>
+      <w:pPr>
+        <w:pStyle w:val="FirstParagraph"/>
+      </w:pPr>
+      <w:r>
+        <w:t xml:space="preserve">🚚</w:t>
+      </w:r>
+    </w:p>
+    <w:p>
+      <w:pPr>
+        <w:pStyle w:val="BodyText"/>
+      </w:pPr>
+      <w:r>
         <w:t xml:space="preserve">DELIVERY NOTE</w:t>
       </w:r>
     </w:p>
-    <w:bookmarkStart w:id="21" w:name="confidential"/>
-    <w:p>
-      <w:pPr>
-        <w:pStyle w:val="Heading3"/>
-        <w:rPr>
-          <w:color w:val="E08A00"/>
-        </w:rPr>
-      </w:pPr>
-      <w:r>
-        <w:rPr>
-          <w:b/>
-          <w:color w:val="E08A00"/>
-          <w:sz w:val="26"/>
-        </w:rPr>
-        <w:t xml:space="preserve">CONFIDENTIAL</w:t>
-      </w:r>
+    <w:p>
+      <w:pPr>
+        <w:pStyle w:val="BodyText"/>
+      </w:pPr>
+      <w:r>
+        <w:t xml:space="preserve"> </w:t>
+      </w:r>
+    </w:p>
+    <w:p>
+      <w:pPr>
+        <w:pStyle w:val="BodyText"/>
+      </w:pPr>
     </w:p>
     <w:p>
       <w:r>
@@ -131,51 +94,7 @@
         </w:pict>
       </w:r>
     </w:p>
-    <w:p>
-      <w:pPr>
-        <w:pStyle w:val="FirstParagraph"/>
-      </w:pPr>
-      <w:r>
-        <w:rPr>
-          <w:bCs/>
-          <w:b/>
-        </w:rPr>
-        <w:t xml:space="preserve">PECH Group Holdings Ltd</w:t>
-      </w:r>
-      <w:r>
-        <w:t xml:space="preserve"> </w:t>
-      </w:r>
-      <w:r>
-        <w:t xml:space="preserve">Lagos, Nigeria</w:t>
-      </w:r>
-      <w:r>
-        <w:t xml:space="preserve"> </w:t>
-      </w:r>
-      <w:r>
-        <w:t xml:space="preserve">Website:</w:t>
-      </w:r>
-      <w:r>
-        <w:t xml:space="preserve"> </w:t>
-      </w:r>
-      <w:hyperlink r:id="rId20">
-        <w:r>
-          <w:rPr>
-            <w:rStyle w:val="Hyperlink"/>
-          </w:rPr>
-          <w:t xml:space="preserve">pechgroupholdings.tech</w:t>
-        </w:r>
-      </w:hyperlink>
-    </w:p>
-    <w:p>
-      <w:r>
-        <w:pict>
-          <v:rect style="width:0;height:1.5pt" o:hralign="center" o:hrstd="t" o:hr="t"/>
-        </w:pict>
-      </w:r>
-    </w:p>
-    <w:bookmarkEnd w:id="21"/>
-    <w:bookmarkEnd w:id="22"/>
-    <w:bookmarkStart w:id="23" w:name="delivery-note-details"/>
+    <w:bookmarkStart w:id="20" w:name="delivery-note-details"/>
     <w:p>
       <w:pPr>
         <w:pBdr>
@@ -474,8 +393,8 @@
         </w:pict>
       </w:r>
     </w:p>
-    <w:bookmarkEnd w:id="23"/>
-    <w:bookmarkStart w:id="24" w:name="delivery-from"/>
+    <w:bookmarkEnd w:id="20"/>
+    <w:bookmarkStart w:id="21" w:name="delivery-from"/>
     <w:p>
       <w:pPr>
         <w:pBdr>
@@ -774,8 +693,8 @@
         </w:pict>
       </w:r>
     </w:p>
-    <w:bookmarkEnd w:id="24"/>
-    <w:bookmarkStart w:id="25" w:name="deliver-to"/>
+    <w:bookmarkEnd w:id="21"/>
+    <w:bookmarkStart w:id="22" w:name="deliver-to"/>
     <w:p>
       <w:pPr>
         <w:pBdr>
@@ -1144,8 +1063,8 @@
         </w:pict>
       </w:r>
     </w:p>
-    <w:bookmarkEnd w:id="25"/>
-    <w:bookmarkStart w:id="26" w:name="items-delivered"/>
+    <w:bookmarkEnd w:id="22"/>
+    <w:bookmarkStart w:id="23" w:name="items-delivered"/>
     <w:p>
       <w:pPr>
         <w:pBdr>
@@ -1902,8 +1821,8 @@
         </w:pict>
       </w:r>
     </w:p>
-    <w:bookmarkEnd w:id="26"/>
-    <w:bookmarkStart w:id="27" w:name="special-handling-instructions"/>
+    <w:bookmarkEnd w:id="23"/>
+    <w:bookmarkStart w:id="24" w:name="special-handling-instructions"/>
     <w:p>
       <w:pPr>
         <w:pBdr>
@@ -1960,8 +1879,8 @@
         </w:pict>
       </w:r>
     </w:p>
-    <w:bookmarkEnd w:id="27"/>
-    <w:bookmarkStart w:id="28" w:name="vehicle-transport-details"/>
+    <w:bookmarkEnd w:id="24"/>
+    <w:bookmarkStart w:id="25" w:name="vehicle-transport-details"/>
     <w:p>
       <w:pPr>
         <w:pBdr>
@@ -2260,8 +2179,8 @@
         </w:pict>
       </w:r>
     </w:p>
-    <w:bookmarkEnd w:id="28"/>
-    <w:bookmarkStart w:id="29" w:name="dispatch-confirmation"/>
+    <w:bookmarkEnd w:id="25"/>
+    <w:bookmarkStart w:id="26" w:name="dispatch-confirmation"/>
     <w:p>
       <w:pPr>
         <w:pBdr>
@@ -2636,8 +2555,8 @@
         </w:pict>
       </w:r>
     </w:p>
-    <w:bookmarkEnd w:id="29"/>
-    <w:bookmarkStart w:id="30" w:name="Xb3ba2bf0bb1da31a32ca00d0c1eff677a93314f"/>
+    <w:bookmarkEnd w:id="26"/>
+    <w:bookmarkStart w:id="27" w:name="Xb3ba2bf0bb1da31a32ca00d0c1eff677a93314f"/>
     <w:p>
       <w:pPr>
         <w:pBdr>
@@ -3101,16 +3020,8 @@
         <w:t xml:space="preserve">Technology &amp; Infrastructure Enablers for People</w:t>
       </w:r>
     </w:p>
-    <w:bookmarkEnd w:id="30"/>
-    <w:bookmarkEnd w:id="31"/>
-    <w:sectPr>
-      <w:pgBorders w:offsetFrom="page">
-        <w:top w:val="single" w:sz="18" w:space="24" w:color="00BFFF"/>
-        <w:left w:val="single" w:sz="18" w:space="24" w:color="0099CC"/>
-        <w:bottom w:val="single" w:sz="18" w:space="24" w:color="F5A623"/>
-        <w:right w:val="single" w:sz="18" w:space="24" w:color="E08A00"/>
-      </w:pgBorders>
-    </w:sectPr>
+    <w:bookmarkEnd w:id="27"/>
+    <w:sectPr/>
     <w:p>
       <w:pPr>
         <w:pBdr>
